--- a/docs/documentation_api_django.docx
+++ b/docs/documentation_api_django.docx
@@ -20,22 +20,2124 @@
       </w:r>
       <w:r>
         <w:br/>
-        <w:t>Cette documentation présente les API REST disponibles pour l'application déployée sous Ubuntu avec Django, PostgreSQL, et Gunicorn.</w:t>
-      </w:r>
-      <w:r>
-        <w:br/>
-      </w:r>
-      <w:r>
-        <w:br/>
-      </w:r>
+        <w:t xml:space="preserve">Cette documentation présente les API REST disponibles pour l'application déployée sous Ubuntu avec Django, PostgreSQL, et </w:t>
+      </w:r>
+      <w:proofErr w:type="spellStart"/>
+      <w:r>
+        <w:t>Gunicorn</w:t>
+      </w:r>
+      <w:proofErr w:type="spellEnd"/>
+      <w:r>
+        <w:t>.</w:t>
+      </w:r>
+    </w:p>
+    <w:p>
       <w:r>
         <w:rPr>
           <w:b/>
           <w:bCs/>
           <w:highlight w:val="lightGray"/>
         </w:rPr>
-        <w:t>Informations Générales</w:t>
-      </w:r>
+        <w:t xml:space="preserve">Architecture </w:t>
+      </w:r>
+      <w:proofErr w:type="spellStart"/>
+      <w:r>
+        <w:rPr>
+          <w:b/>
+          <w:bCs/>
+          <w:highlight w:val="lightGray"/>
+        </w:rPr>
+        <w:t>projet</w:t>
+      </w:r>
+      <w:proofErr w:type="spellEnd"/>
+      <w:r>
+        <w:rPr>
+          <w:b/>
+          <w:bCs/>
+          <w:highlight w:val="lightGray"/>
+        </w:rPr>
+        <w:t xml:space="preserve"> API </w:t>
+      </w:r>
+      <w:r>
+        <w:rPr>
+          <w:b/>
+          <w:bCs/>
+          <w:highlight w:val="lightGray"/>
+        </w:rPr>
+        <w:t>Django</w:t>
+      </w:r>
+      <w:r>
+        <w:rPr>
+          <w:b/>
+          <w:bCs/>
+          <w:highlight w:val="lightGray"/>
+        </w:rPr>
+        <w:t>:</w:t>
+      </w:r>
+      <w:r>
+        <w:t xml:space="preserve"> </w:t>
+      </w:r>
+    </w:p>
+    <w:p>
+      <w:r>
+        <w:drawing>
+          <wp:inline distT="0" distB="0" distL="0" distR="0" wp14:anchorId="505B7F06" wp14:editId="595AFEEB">
+            <wp:extent cx="4061460" cy="2299614"/>
+            <wp:effectExtent l="0" t="0" r="0" b="5715"/>
+            <wp:docPr id="892708119" name="Image 1" descr="Une image contenant texte, capture d’écran, Police, document"/>
+            <wp:cNvGraphicFramePr>
+              <a:graphicFrameLocks xmlns:a="http://schemas.openxmlformats.org/drawingml/2006/main" noChangeAspect="1"/>
+            </wp:cNvGraphicFramePr>
+            <a:graphic xmlns:a="http://schemas.openxmlformats.org/drawingml/2006/main">
+              <a:graphicData uri="http://schemas.openxmlformats.org/drawingml/2006/picture">
+                <pic:pic xmlns:pic="http://schemas.openxmlformats.org/drawingml/2006/picture">
+                  <pic:nvPicPr>
+                    <pic:cNvPr id="892708119" name="Image 1" descr="Une image contenant texte, capture d’écran, Police, document"/>
+                    <pic:cNvPicPr/>
+                  </pic:nvPicPr>
+                  <pic:blipFill>
+                    <a:blip r:embed="rId6"/>
+                    <a:stretch>
+                      <a:fillRect/>
+                    </a:stretch>
+                  </pic:blipFill>
+                  <pic:spPr>
+                    <a:xfrm>
+                      <a:off x="0" y="0"/>
+                      <a:ext cx="4078041" cy="2309002"/>
+                    </a:xfrm>
+                    <a:prstGeom prst="rect">
+                      <a:avLst/>
+                    </a:prstGeom>
+                  </pic:spPr>
+                </pic:pic>
+              </a:graphicData>
+            </a:graphic>
+          </wp:inline>
+        </w:drawing>
+      </w:r>
+    </w:p>
+    <w:p>
+      <w:pPr>
+        <w:numPr>
+          <w:ilvl w:val="0"/>
+          <w:numId w:val="10"/>
+        </w:numPr>
+        <w:rPr>
+          <w:lang w:val="fr-FR"/>
+        </w:rPr>
+      </w:pPr>
+      <w:proofErr w:type="spellStart"/>
+      <w:r>
+        <w:rPr>
+          <w:b/>
+          <w:bCs/>
+          <w:lang w:val="fr-FR"/>
+        </w:rPr>
+        <w:t>apiscrapingjob</w:t>
+      </w:r>
+      <w:proofErr w:type="spellEnd"/>
+      <w:r>
+        <w:rPr>
+          <w:b/>
+          <w:bCs/>
+          <w:lang w:val="fr-FR"/>
+        </w:rPr>
+        <w:t>/</w:t>
+      </w:r>
+      <w:r>
+        <w:rPr>
+          <w:lang w:val="fr-FR"/>
+        </w:rPr>
+        <w:t xml:space="preserve"> (racine du projet)</w:t>
+      </w:r>
+    </w:p>
+    <w:p>
+      <w:pPr>
+        <w:numPr>
+          <w:ilvl w:val="1"/>
+          <w:numId w:val="10"/>
+        </w:numPr>
+        <w:rPr>
+          <w:lang w:val="fr-FR"/>
+        </w:rPr>
+      </w:pPr>
+      <w:r>
+        <w:rPr>
+          <w:b/>
+          <w:bCs/>
+          <w:lang w:val="fr-FR"/>
+        </w:rPr>
+        <w:t>manage.py</w:t>
+      </w:r>
+      <w:r>
+        <w:rPr>
+          <w:lang w:val="fr-FR"/>
+        </w:rPr>
+        <w:t xml:space="preserve"> : Gestionnaire du projet Django</w:t>
+      </w:r>
+    </w:p>
+    <w:p>
+      <w:pPr>
+        <w:numPr>
+          <w:ilvl w:val="1"/>
+          <w:numId w:val="10"/>
+        </w:numPr>
+        <w:rPr>
+          <w:lang w:val="fr-FR"/>
+        </w:rPr>
+      </w:pPr>
+      <w:proofErr w:type="spellStart"/>
+      <w:r>
+        <w:rPr>
+          <w:b/>
+          <w:bCs/>
+          <w:lang w:val="fr-FR"/>
+        </w:rPr>
+        <w:t>apiscrapingjob</w:t>
+      </w:r>
+      <w:proofErr w:type="spellEnd"/>
+      <w:r>
+        <w:rPr>
+          <w:b/>
+          <w:bCs/>
+          <w:lang w:val="fr-FR"/>
+        </w:rPr>
+        <w:t>/</w:t>
+      </w:r>
+      <w:r>
+        <w:rPr>
+          <w:lang w:val="fr-FR"/>
+        </w:rPr>
+        <w:t xml:space="preserve"> :</w:t>
+      </w:r>
+    </w:p>
+    <w:p>
+      <w:pPr>
+        <w:numPr>
+          <w:ilvl w:val="2"/>
+          <w:numId w:val="10"/>
+        </w:numPr>
+        <w:rPr>
+          <w:lang w:val="fr-FR"/>
+        </w:rPr>
+      </w:pPr>
+      <w:r>
+        <w:rPr>
+          <w:b/>
+          <w:bCs/>
+          <w:lang w:val="fr-FR"/>
+        </w:rPr>
+        <w:t>settings.py</w:t>
+      </w:r>
+      <w:r>
+        <w:rPr>
+          <w:lang w:val="fr-FR"/>
+        </w:rPr>
+        <w:t xml:space="preserve"> : Configuration globale du projet</w:t>
+      </w:r>
+    </w:p>
+    <w:p>
+      <w:pPr>
+        <w:numPr>
+          <w:ilvl w:val="2"/>
+          <w:numId w:val="10"/>
+        </w:numPr>
+        <w:rPr>
+          <w:lang w:val="fr-FR"/>
+        </w:rPr>
+      </w:pPr>
+      <w:r>
+        <w:rPr>
+          <w:b/>
+          <w:bCs/>
+          <w:lang w:val="fr-FR"/>
+        </w:rPr>
+        <w:t>urls.py</w:t>
+      </w:r>
+      <w:r>
+        <w:rPr>
+          <w:lang w:val="fr-FR"/>
+        </w:rPr>
+        <w:t xml:space="preserve"> : Configuration principale des routes URL</w:t>
+      </w:r>
+    </w:p>
+    <w:p>
+      <w:pPr>
+        <w:numPr>
+          <w:ilvl w:val="2"/>
+          <w:numId w:val="10"/>
+        </w:numPr>
+        <w:rPr>
+          <w:lang w:val="fr-FR"/>
+        </w:rPr>
+      </w:pPr>
+      <w:r>
+        <w:rPr>
+          <w:b/>
+          <w:bCs/>
+          <w:lang w:val="fr-FR"/>
+        </w:rPr>
+        <w:t>wsgi.py</w:t>
+      </w:r>
+      <w:r>
+        <w:rPr>
+          <w:lang w:val="fr-FR"/>
+        </w:rPr>
+        <w:t xml:space="preserve"> : Fichier d'entrée pour le déploiement avec </w:t>
+      </w:r>
+      <w:proofErr w:type="spellStart"/>
+      <w:r>
+        <w:rPr>
+          <w:lang w:val="fr-FR"/>
+        </w:rPr>
+        <w:t>Gunicorn</w:t>
+      </w:r>
+      <w:proofErr w:type="spellEnd"/>
+    </w:p>
+    <w:p>
+      <w:pPr>
+        <w:numPr>
+          <w:ilvl w:val="1"/>
+          <w:numId w:val="10"/>
+        </w:numPr>
+        <w:rPr>
+          <w:lang w:val="fr-FR"/>
+        </w:rPr>
+      </w:pPr>
+      <w:r>
+        <w:rPr>
+          <w:b/>
+          <w:bCs/>
+          <w:lang w:val="fr-FR"/>
+        </w:rPr>
+        <w:t>api/</w:t>
+      </w:r>
+      <w:r>
+        <w:rPr>
+          <w:lang w:val="fr-FR"/>
+        </w:rPr>
+        <w:t xml:space="preserve"> (application Django pour gérer les données et les </w:t>
+      </w:r>
+      <w:proofErr w:type="spellStart"/>
+      <w:r>
+        <w:rPr>
+          <w:lang w:val="fr-FR"/>
+        </w:rPr>
+        <w:t>endpoints</w:t>
+      </w:r>
+      <w:proofErr w:type="spellEnd"/>
+      <w:r>
+        <w:rPr>
+          <w:lang w:val="fr-FR"/>
+        </w:rPr>
+        <w:t xml:space="preserve"> API)</w:t>
+      </w:r>
+    </w:p>
+    <w:p>
+      <w:pPr>
+        <w:numPr>
+          <w:ilvl w:val="2"/>
+          <w:numId w:val="10"/>
+        </w:numPr>
+        <w:rPr>
+          <w:lang w:val="fr-FR"/>
+        </w:rPr>
+      </w:pPr>
+      <w:r>
+        <w:rPr>
+          <w:b/>
+          <w:bCs/>
+          <w:lang w:val="fr-FR"/>
+        </w:rPr>
+        <w:t>models.py</w:t>
+      </w:r>
+      <w:r>
+        <w:rPr>
+          <w:lang w:val="fr-FR"/>
+        </w:rPr>
+        <w:t xml:space="preserve"> : Définition des modèles de données (Entreprises, Lieux, Sites, Recruteurs, Offres d’emploi)</w:t>
+      </w:r>
+    </w:p>
+    <w:p>
+      <w:pPr>
+        <w:numPr>
+          <w:ilvl w:val="2"/>
+          <w:numId w:val="10"/>
+        </w:numPr>
+        <w:rPr>
+          <w:lang w:val="fr-FR"/>
+        </w:rPr>
+      </w:pPr>
+      <w:r>
+        <w:rPr>
+          <w:b/>
+          <w:bCs/>
+          <w:lang w:val="fr-FR"/>
+        </w:rPr>
+        <w:t>serializers.py</w:t>
+      </w:r>
+      <w:r>
+        <w:rPr>
+          <w:lang w:val="fr-FR"/>
+        </w:rPr>
+        <w:t xml:space="preserve"> : Sérialisation des données pour conversion en JSON</w:t>
+      </w:r>
+    </w:p>
+    <w:p>
+      <w:pPr>
+        <w:numPr>
+          <w:ilvl w:val="2"/>
+          <w:numId w:val="10"/>
+        </w:numPr>
+        <w:rPr>
+          <w:lang w:val="fr-FR"/>
+        </w:rPr>
+      </w:pPr>
+      <w:r>
+        <w:rPr>
+          <w:b/>
+          <w:bCs/>
+          <w:lang w:val="fr-FR"/>
+        </w:rPr>
+        <w:t>views.py</w:t>
+      </w:r>
+      <w:r>
+        <w:rPr>
+          <w:lang w:val="fr-FR"/>
+        </w:rPr>
+        <w:t xml:space="preserve"> : Logique métier et gestion des requêtes API CRUD</w:t>
+      </w:r>
+    </w:p>
+    <w:p>
+      <w:pPr>
+        <w:numPr>
+          <w:ilvl w:val="2"/>
+          <w:numId w:val="10"/>
+        </w:numPr>
+        <w:rPr>
+          <w:lang w:val="fr-FR"/>
+        </w:rPr>
+      </w:pPr>
+      <w:r>
+        <w:rPr>
+          <w:b/>
+          <w:bCs/>
+          <w:lang w:val="fr-FR"/>
+        </w:rPr>
+        <w:t>views_statistics.py</w:t>
+      </w:r>
+      <w:r>
+        <w:rPr>
+          <w:lang w:val="fr-FR"/>
+        </w:rPr>
+        <w:t xml:space="preserve"> : Traitement spécifique des données pour statistiques</w:t>
+      </w:r>
+    </w:p>
+    <w:p>
+      <w:pPr>
+        <w:numPr>
+          <w:ilvl w:val="2"/>
+          <w:numId w:val="10"/>
+        </w:numPr>
+        <w:rPr>
+          <w:lang w:val="fr-FR"/>
+        </w:rPr>
+      </w:pPr>
+      <w:r>
+        <w:rPr>
+          <w:b/>
+          <w:bCs/>
+          <w:lang w:val="fr-FR"/>
+        </w:rPr>
+        <w:t>urls.py</w:t>
+      </w:r>
+      <w:r>
+        <w:rPr>
+          <w:lang w:val="fr-FR"/>
+        </w:rPr>
+        <w:t xml:space="preserve"> : Configuration des routes spécifiques à l'application API</w:t>
+      </w:r>
+    </w:p>
+    <w:p>
+      <w:r>
+        <w:lastRenderedPageBreak/>
+        <w:br/>
+      </w:r>
+      <w:r>
+        <w:rPr>
+          <w:b/>
+          <w:bCs/>
+          <w:highlight w:val="lightGray"/>
+        </w:rPr>
+        <w:t>Architecture BD</w:t>
+      </w:r>
+    </w:p>
+    <w:p>
+      <w:pPr>
+        <w:rPr>
+          <w:lang w:val="fr-FR"/>
+        </w:rPr>
+      </w:pPr>
+      <w:r>
+        <w:rPr>
+          <w:b/>
+          <w:bCs/>
+          <w:lang w:val="fr-FR"/>
+        </w:rPr>
+        <w:t>1. Table entreprises</w:t>
+      </w:r>
+    </w:p>
+    <w:p>
+      <w:pPr>
+        <w:numPr>
+          <w:ilvl w:val="0"/>
+          <w:numId w:val="11"/>
+        </w:numPr>
+        <w:rPr>
+          <w:lang w:val="fr-FR"/>
+        </w:rPr>
+      </w:pPr>
+      <w:proofErr w:type="spellStart"/>
+      <w:r>
+        <w:rPr>
+          <w:b/>
+          <w:bCs/>
+          <w:lang w:val="fr-FR"/>
+        </w:rPr>
+        <w:t>entreprise_id</w:t>
+      </w:r>
+      <w:proofErr w:type="spellEnd"/>
+      <w:r>
+        <w:rPr>
+          <w:lang w:val="fr-FR"/>
+        </w:rPr>
+        <w:t xml:space="preserve"> </w:t>
+      </w:r>
+      <w:r>
+        <w:rPr>
+          <w:i/>
+          <w:iCs/>
+          <w:lang w:val="fr-FR"/>
+        </w:rPr>
+        <w:t xml:space="preserve">(PK, </w:t>
+      </w:r>
+      <w:proofErr w:type="spellStart"/>
+      <w:r>
+        <w:rPr>
+          <w:i/>
+          <w:iCs/>
+          <w:lang w:val="fr-FR"/>
+        </w:rPr>
+        <w:t>auto-increment</w:t>
+      </w:r>
+      <w:proofErr w:type="spellEnd"/>
+      <w:r>
+        <w:rPr>
+          <w:i/>
+          <w:iCs/>
+          <w:lang w:val="fr-FR"/>
+        </w:rPr>
+        <w:t>)</w:t>
+      </w:r>
+    </w:p>
+    <w:p>
+      <w:pPr>
+        <w:numPr>
+          <w:ilvl w:val="0"/>
+          <w:numId w:val="11"/>
+        </w:numPr>
+        <w:rPr>
+          <w:lang w:val="fr-FR"/>
+        </w:rPr>
+      </w:pPr>
+      <w:proofErr w:type="spellStart"/>
+      <w:r>
+        <w:rPr>
+          <w:lang w:val="fr-FR"/>
+        </w:rPr>
+        <w:t>nom_entreprise</w:t>
+      </w:r>
+      <w:proofErr w:type="spellEnd"/>
+    </w:p>
+    <w:p>
+      <w:pPr>
+        <w:numPr>
+          <w:ilvl w:val="0"/>
+          <w:numId w:val="11"/>
+        </w:numPr>
+        <w:rPr>
+          <w:lang w:val="fr-FR"/>
+        </w:rPr>
+      </w:pPr>
+      <w:proofErr w:type="spellStart"/>
+      <w:r>
+        <w:rPr>
+          <w:lang w:val="fr-FR"/>
+        </w:rPr>
+        <w:t>description_entreprise</w:t>
+      </w:r>
+      <w:proofErr w:type="spellEnd"/>
+    </w:p>
+    <w:p>
+      <w:pPr>
+        <w:numPr>
+          <w:ilvl w:val="0"/>
+          <w:numId w:val="11"/>
+        </w:numPr>
+        <w:rPr>
+          <w:lang w:val="fr-FR"/>
+        </w:rPr>
+      </w:pPr>
+      <w:proofErr w:type="spellStart"/>
+      <w:r>
+        <w:rPr>
+          <w:lang w:val="fr-FR"/>
+        </w:rPr>
+        <w:t>secteur_entreprise</w:t>
+      </w:r>
+      <w:proofErr w:type="spellEnd"/>
+    </w:p>
+    <w:p>
+      <w:pPr>
+        <w:numPr>
+          <w:ilvl w:val="0"/>
+          <w:numId w:val="11"/>
+        </w:numPr>
+        <w:rPr>
+          <w:lang w:val="fr-FR"/>
+        </w:rPr>
+      </w:pPr>
+      <w:proofErr w:type="spellStart"/>
+      <w:r>
+        <w:rPr>
+          <w:lang w:val="fr-FR"/>
+        </w:rPr>
+        <w:t>taille_entreprise</w:t>
+      </w:r>
+      <w:proofErr w:type="spellEnd"/>
+    </w:p>
+    <w:p>
+      <w:pPr>
+        <w:numPr>
+          <w:ilvl w:val="0"/>
+          <w:numId w:val="11"/>
+        </w:numPr>
+        <w:rPr>
+          <w:lang w:val="fr-FR"/>
+        </w:rPr>
+      </w:pPr>
+      <w:proofErr w:type="spellStart"/>
+      <w:r>
+        <w:rPr>
+          <w:lang w:val="fr-FR"/>
+        </w:rPr>
+        <w:t>site_web</w:t>
+      </w:r>
+      <w:proofErr w:type="spellEnd"/>
+    </w:p>
+    <w:p>
+      <w:pPr>
+        <w:rPr>
+          <w:lang w:val="fr-FR"/>
+        </w:rPr>
+      </w:pPr>
+      <w:r>
+        <w:rPr>
+          <w:b/>
+          <w:bCs/>
+          <w:lang w:val="fr-FR"/>
+        </w:rPr>
+        <w:t>2. Table lieux</w:t>
+      </w:r>
+    </w:p>
+    <w:p>
+      <w:pPr>
+        <w:numPr>
+          <w:ilvl w:val="0"/>
+          <w:numId w:val="12"/>
+        </w:numPr>
+        <w:rPr>
+          <w:lang w:val="fr-FR"/>
+        </w:rPr>
+      </w:pPr>
+      <w:proofErr w:type="spellStart"/>
+      <w:r>
+        <w:rPr>
+          <w:b/>
+          <w:bCs/>
+          <w:lang w:val="fr-FR"/>
+        </w:rPr>
+        <w:t>lieu_id</w:t>
+      </w:r>
+      <w:proofErr w:type="spellEnd"/>
+      <w:r>
+        <w:rPr>
+          <w:lang w:val="fr-FR"/>
+        </w:rPr>
+        <w:t xml:space="preserve"> </w:t>
+      </w:r>
+      <w:r>
+        <w:rPr>
+          <w:i/>
+          <w:iCs/>
+          <w:lang w:val="fr-FR"/>
+        </w:rPr>
+        <w:t xml:space="preserve">(PK, </w:t>
+      </w:r>
+      <w:proofErr w:type="spellStart"/>
+      <w:r>
+        <w:rPr>
+          <w:i/>
+          <w:iCs/>
+          <w:lang w:val="fr-FR"/>
+        </w:rPr>
+        <w:t>auto-increment</w:t>
+      </w:r>
+      <w:proofErr w:type="spellEnd"/>
+      <w:r>
+        <w:rPr>
+          <w:i/>
+          <w:iCs/>
+          <w:lang w:val="fr-FR"/>
+        </w:rPr>
+        <w:t>)</w:t>
+      </w:r>
+    </w:p>
+    <w:p>
+      <w:pPr>
+        <w:numPr>
+          <w:ilvl w:val="0"/>
+          <w:numId w:val="12"/>
+        </w:numPr>
+        <w:rPr>
+          <w:lang w:val="fr-FR"/>
+        </w:rPr>
+      </w:pPr>
+      <w:r>
+        <w:rPr>
+          <w:lang w:val="fr-FR"/>
+        </w:rPr>
+        <w:t>ville</w:t>
+      </w:r>
+    </w:p>
+    <w:p>
+      <w:pPr>
+        <w:numPr>
+          <w:ilvl w:val="0"/>
+          <w:numId w:val="12"/>
+        </w:numPr>
+        <w:rPr>
+          <w:lang w:val="fr-FR"/>
+        </w:rPr>
+      </w:pPr>
+      <w:proofErr w:type="spellStart"/>
+      <w:r>
+        <w:rPr>
+          <w:lang w:val="fr-FR"/>
+        </w:rPr>
+        <w:t>code_postal</w:t>
+      </w:r>
+      <w:proofErr w:type="spellEnd"/>
+    </w:p>
+    <w:p>
+      <w:pPr>
+        <w:numPr>
+          <w:ilvl w:val="0"/>
+          <w:numId w:val="12"/>
+        </w:numPr>
+        <w:rPr>
+          <w:lang w:val="fr-FR"/>
+        </w:rPr>
+      </w:pPr>
+      <w:proofErr w:type="spellStart"/>
+      <w:r>
+        <w:rPr>
+          <w:lang w:val="fr-FR"/>
+        </w:rPr>
+        <w:t>region</w:t>
+      </w:r>
+      <w:proofErr w:type="spellEnd"/>
+    </w:p>
+    <w:p>
+      <w:pPr>
+        <w:numPr>
+          <w:ilvl w:val="0"/>
+          <w:numId w:val="12"/>
+        </w:numPr>
+        <w:rPr>
+          <w:lang w:val="fr-FR"/>
+        </w:rPr>
+      </w:pPr>
+      <w:r>
+        <w:rPr>
+          <w:lang w:val="fr-FR"/>
+        </w:rPr>
+        <w:t>pays</w:t>
+      </w:r>
+    </w:p>
+    <w:p>
+      <w:pPr>
+        <w:rPr>
+          <w:lang w:val="fr-FR"/>
+        </w:rPr>
+      </w:pPr>
+      <w:r>
+        <w:rPr>
+          <w:b/>
+          <w:bCs/>
+          <w:lang w:val="fr-FR"/>
+        </w:rPr>
+        <w:t>3. Table sites</w:t>
+      </w:r>
+    </w:p>
+    <w:p>
+      <w:pPr>
+        <w:numPr>
+          <w:ilvl w:val="0"/>
+          <w:numId w:val="13"/>
+        </w:numPr>
+        <w:rPr>
+          <w:lang w:val="fr-FR"/>
+        </w:rPr>
+      </w:pPr>
+      <w:proofErr w:type="spellStart"/>
+      <w:r>
+        <w:rPr>
+          <w:b/>
+          <w:bCs/>
+          <w:lang w:val="fr-FR"/>
+        </w:rPr>
+        <w:t>site_id</w:t>
+      </w:r>
+      <w:proofErr w:type="spellEnd"/>
+      <w:r>
+        <w:rPr>
+          <w:lang w:val="fr-FR"/>
+        </w:rPr>
+        <w:t xml:space="preserve"> </w:t>
+      </w:r>
+      <w:r>
+        <w:rPr>
+          <w:i/>
+          <w:iCs/>
+          <w:lang w:val="fr-FR"/>
+        </w:rPr>
+        <w:t xml:space="preserve">(PK, </w:t>
+      </w:r>
+      <w:proofErr w:type="spellStart"/>
+      <w:r>
+        <w:rPr>
+          <w:i/>
+          <w:iCs/>
+          <w:lang w:val="fr-FR"/>
+        </w:rPr>
+        <w:t>auto-increment</w:t>
+      </w:r>
+      <w:proofErr w:type="spellEnd"/>
+      <w:r>
+        <w:rPr>
+          <w:i/>
+          <w:iCs/>
+          <w:lang w:val="fr-FR"/>
+        </w:rPr>
+        <w:t>)</w:t>
+      </w:r>
+    </w:p>
+    <w:p>
+      <w:pPr>
+        <w:numPr>
+          <w:ilvl w:val="0"/>
+          <w:numId w:val="13"/>
+        </w:numPr>
+        <w:rPr>
+          <w:lang w:val="fr-FR"/>
+        </w:rPr>
+      </w:pPr>
+      <w:proofErr w:type="spellStart"/>
+      <w:r>
+        <w:rPr>
+          <w:lang w:val="fr-FR"/>
+        </w:rPr>
+        <w:t>nom_site</w:t>
+      </w:r>
+      <w:proofErr w:type="spellEnd"/>
+    </w:p>
+    <w:p>
+      <w:pPr>
+        <w:numPr>
+          <w:ilvl w:val="0"/>
+          <w:numId w:val="13"/>
+        </w:numPr>
+        <w:rPr>
+          <w:lang w:val="fr-FR"/>
+        </w:rPr>
+      </w:pPr>
+      <w:proofErr w:type="spellStart"/>
+      <w:r>
+        <w:rPr>
+          <w:lang w:val="fr-FR"/>
+        </w:rPr>
+        <w:t>url_site</w:t>
+      </w:r>
+      <w:proofErr w:type="spellEnd"/>
+    </w:p>
+    <w:p>
+      <w:pPr>
+        <w:rPr>
+          <w:lang w:val="fr-FR"/>
+        </w:rPr>
+      </w:pPr>
+      <w:r>
+        <w:rPr>
+          <w:b/>
+          <w:bCs/>
+          <w:lang w:val="fr-FR"/>
+        </w:rPr>
+        <w:t>4. Table recruteurs</w:t>
+      </w:r>
+    </w:p>
+    <w:p>
+      <w:pPr>
+        <w:numPr>
+          <w:ilvl w:val="0"/>
+          <w:numId w:val="14"/>
+        </w:numPr>
+        <w:rPr>
+          <w:lang w:val="fr-FR"/>
+        </w:rPr>
+      </w:pPr>
+      <w:proofErr w:type="spellStart"/>
+      <w:r>
+        <w:rPr>
+          <w:b/>
+          <w:bCs/>
+          <w:lang w:val="fr-FR"/>
+        </w:rPr>
+        <w:t>recruteur_id</w:t>
+      </w:r>
+      <w:proofErr w:type="spellEnd"/>
+      <w:r>
+        <w:rPr>
+          <w:lang w:val="fr-FR"/>
+        </w:rPr>
+        <w:t xml:space="preserve"> </w:t>
+      </w:r>
+      <w:r>
+        <w:rPr>
+          <w:i/>
+          <w:iCs/>
+          <w:lang w:val="fr-FR"/>
+        </w:rPr>
+        <w:t xml:space="preserve">(PK, </w:t>
+      </w:r>
+      <w:proofErr w:type="spellStart"/>
+      <w:r>
+        <w:rPr>
+          <w:i/>
+          <w:iCs/>
+          <w:lang w:val="fr-FR"/>
+        </w:rPr>
+        <w:t>auto-increment</w:t>
+      </w:r>
+      <w:proofErr w:type="spellEnd"/>
+      <w:r>
+        <w:rPr>
+          <w:i/>
+          <w:iCs/>
+          <w:lang w:val="fr-FR"/>
+        </w:rPr>
+        <w:t>)</w:t>
+      </w:r>
+    </w:p>
+    <w:p>
+      <w:pPr>
+        <w:numPr>
+          <w:ilvl w:val="0"/>
+          <w:numId w:val="14"/>
+        </w:numPr>
+        <w:rPr>
+          <w:lang w:val="fr-FR"/>
+        </w:rPr>
+      </w:pPr>
+      <w:proofErr w:type="spellStart"/>
+      <w:r>
+        <w:rPr>
+          <w:lang w:val="fr-FR"/>
+        </w:rPr>
+        <w:t>nom_recruteur</w:t>
+      </w:r>
+      <w:proofErr w:type="spellEnd"/>
+    </w:p>
+    <w:p>
+      <w:pPr>
+        <w:numPr>
+          <w:ilvl w:val="0"/>
+          <w:numId w:val="14"/>
+        </w:numPr>
+        <w:rPr>
+          <w:lang w:val="fr-FR"/>
+        </w:rPr>
+      </w:pPr>
+      <w:proofErr w:type="spellStart"/>
+      <w:r>
+        <w:rPr>
+          <w:lang w:val="fr-FR"/>
+        </w:rPr>
+        <w:t>poste_recruteur</w:t>
+      </w:r>
+      <w:proofErr w:type="spellEnd"/>
+    </w:p>
+    <w:p>
+      <w:pPr>
+        <w:numPr>
+          <w:ilvl w:val="0"/>
+          <w:numId w:val="14"/>
+        </w:numPr>
+        <w:rPr>
+          <w:lang w:val="fr-FR"/>
+        </w:rPr>
+      </w:pPr>
+      <w:proofErr w:type="spellStart"/>
+      <w:r>
+        <w:rPr>
+          <w:lang w:val="fr-FR"/>
+        </w:rPr>
+        <w:t>email_recruteur</w:t>
+      </w:r>
+      <w:proofErr w:type="spellEnd"/>
+    </w:p>
+    <w:p>
+      <w:pPr>
+        <w:numPr>
+          <w:ilvl w:val="0"/>
+          <w:numId w:val="14"/>
+        </w:numPr>
+        <w:rPr>
+          <w:lang w:val="fr-FR"/>
+        </w:rPr>
+      </w:pPr>
+      <w:proofErr w:type="spellStart"/>
+      <w:r>
+        <w:rPr>
+          <w:lang w:val="fr-FR"/>
+        </w:rPr>
+        <w:t>telephone_recruteur</w:t>
+      </w:r>
+      <w:proofErr w:type="spellEnd"/>
+    </w:p>
+    <w:p>
+      <w:pPr>
+        <w:numPr>
+          <w:ilvl w:val="0"/>
+          <w:numId w:val="14"/>
+        </w:numPr>
+        <w:rPr>
+          <w:lang w:val="fr-FR"/>
+        </w:rPr>
+      </w:pPr>
+      <w:proofErr w:type="spellStart"/>
+      <w:r>
+        <w:rPr>
+          <w:lang w:val="fr-FR"/>
+        </w:rPr>
+        <w:t>date_dernier_contact</w:t>
+      </w:r>
+      <w:proofErr w:type="spellEnd"/>
+    </w:p>
+    <w:p>
+      <w:pPr>
+        <w:rPr>
+          <w:lang w:val="fr-FR"/>
+        </w:rPr>
+      </w:pPr>
+      <w:r>
+        <w:rPr>
+          <w:b/>
+          <w:bCs/>
+          <w:lang w:val="fr-FR"/>
+        </w:rPr>
+        <w:lastRenderedPageBreak/>
+        <w:t xml:space="preserve">5. Table </w:t>
+      </w:r>
+      <w:proofErr w:type="spellStart"/>
+      <w:r>
+        <w:rPr>
+          <w:b/>
+          <w:bCs/>
+          <w:lang w:val="fr-FR"/>
+        </w:rPr>
+        <w:t>offres_emploi</w:t>
+      </w:r>
+      <w:proofErr w:type="spellEnd"/>
+    </w:p>
+    <w:p>
+      <w:pPr>
+        <w:numPr>
+          <w:ilvl w:val="0"/>
+          <w:numId w:val="15"/>
+        </w:numPr>
+        <w:rPr>
+          <w:lang w:val="fr-FR"/>
+        </w:rPr>
+      </w:pPr>
+      <w:proofErr w:type="spellStart"/>
+      <w:r>
+        <w:rPr>
+          <w:b/>
+          <w:bCs/>
+          <w:lang w:val="fr-FR"/>
+        </w:rPr>
+        <w:t>offre_id</w:t>
+      </w:r>
+      <w:proofErr w:type="spellEnd"/>
+      <w:r>
+        <w:rPr>
+          <w:lang w:val="fr-FR"/>
+        </w:rPr>
+        <w:t xml:space="preserve"> </w:t>
+      </w:r>
+      <w:r>
+        <w:rPr>
+          <w:i/>
+          <w:iCs/>
+          <w:lang w:val="fr-FR"/>
+        </w:rPr>
+        <w:t xml:space="preserve">(PK, </w:t>
+      </w:r>
+      <w:proofErr w:type="spellStart"/>
+      <w:r>
+        <w:rPr>
+          <w:i/>
+          <w:iCs/>
+          <w:lang w:val="fr-FR"/>
+        </w:rPr>
+        <w:t>auto-increment</w:t>
+      </w:r>
+      <w:proofErr w:type="spellEnd"/>
+      <w:r>
+        <w:rPr>
+          <w:i/>
+          <w:iCs/>
+          <w:lang w:val="fr-FR"/>
+        </w:rPr>
+        <w:t>)</w:t>
+      </w:r>
+    </w:p>
+    <w:p>
+      <w:pPr>
+        <w:numPr>
+          <w:ilvl w:val="0"/>
+          <w:numId w:val="15"/>
+        </w:numPr>
+        <w:rPr>
+          <w:lang w:val="fr-FR"/>
+        </w:rPr>
+      </w:pPr>
+      <w:r>
+        <w:rPr>
+          <w:lang w:val="fr-FR"/>
+        </w:rPr>
+        <w:t>titre</w:t>
+      </w:r>
+    </w:p>
+    <w:p>
+      <w:pPr>
+        <w:numPr>
+          <w:ilvl w:val="0"/>
+          <w:numId w:val="15"/>
+        </w:numPr>
+        <w:rPr>
+          <w:lang w:val="fr-FR"/>
+        </w:rPr>
+      </w:pPr>
+      <w:r>
+        <w:rPr>
+          <w:lang w:val="fr-FR"/>
+        </w:rPr>
+        <w:t>description</w:t>
+      </w:r>
+    </w:p>
+    <w:p>
+      <w:pPr>
+        <w:numPr>
+          <w:ilvl w:val="0"/>
+          <w:numId w:val="15"/>
+        </w:numPr>
+        <w:rPr>
+          <w:lang w:val="fr-FR"/>
+        </w:rPr>
+      </w:pPr>
+      <w:proofErr w:type="spellStart"/>
+      <w:r>
+        <w:rPr>
+          <w:lang w:val="fr-FR"/>
+        </w:rPr>
+        <w:t>date_publication</w:t>
+      </w:r>
+      <w:proofErr w:type="spellEnd"/>
+    </w:p>
+    <w:p>
+      <w:pPr>
+        <w:numPr>
+          <w:ilvl w:val="0"/>
+          <w:numId w:val="15"/>
+        </w:numPr>
+        <w:rPr>
+          <w:lang w:val="fr-FR"/>
+        </w:rPr>
+      </w:pPr>
+      <w:proofErr w:type="spellStart"/>
+      <w:r>
+        <w:rPr>
+          <w:lang w:val="fr-FR"/>
+        </w:rPr>
+        <w:t>date_mise_a_jour</w:t>
+      </w:r>
+      <w:proofErr w:type="spellEnd"/>
+    </w:p>
+    <w:p>
+      <w:pPr>
+        <w:numPr>
+          <w:ilvl w:val="0"/>
+          <w:numId w:val="15"/>
+        </w:numPr>
+        <w:rPr>
+          <w:lang w:val="fr-FR"/>
+        </w:rPr>
+      </w:pPr>
+      <w:proofErr w:type="spellStart"/>
+      <w:r>
+        <w:rPr>
+          <w:lang w:val="fr-FR"/>
+        </w:rPr>
+        <w:t>date_expiration</w:t>
+      </w:r>
+      <w:proofErr w:type="spellEnd"/>
+    </w:p>
+    <w:p>
+      <w:pPr>
+        <w:numPr>
+          <w:ilvl w:val="0"/>
+          <w:numId w:val="15"/>
+        </w:numPr>
+        <w:rPr>
+          <w:lang w:val="fr-FR"/>
+        </w:rPr>
+      </w:pPr>
+      <w:proofErr w:type="spellStart"/>
+      <w:r>
+        <w:rPr>
+          <w:lang w:val="fr-FR"/>
+        </w:rPr>
+        <w:t>salaire_min</w:t>
+      </w:r>
+      <w:proofErr w:type="spellEnd"/>
+    </w:p>
+    <w:p>
+      <w:pPr>
+        <w:numPr>
+          <w:ilvl w:val="0"/>
+          <w:numId w:val="15"/>
+        </w:numPr>
+        <w:rPr>
+          <w:lang w:val="fr-FR"/>
+        </w:rPr>
+      </w:pPr>
+      <w:proofErr w:type="spellStart"/>
+      <w:r>
+        <w:rPr>
+          <w:lang w:val="fr-FR"/>
+        </w:rPr>
+        <w:t>salaire_max</w:t>
+      </w:r>
+      <w:proofErr w:type="spellEnd"/>
+    </w:p>
+    <w:p>
+      <w:pPr>
+        <w:numPr>
+          <w:ilvl w:val="0"/>
+          <w:numId w:val="15"/>
+        </w:numPr>
+        <w:rPr>
+          <w:lang w:val="fr-FR"/>
+        </w:rPr>
+      </w:pPr>
+      <w:proofErr w:type="spellStart"/>
+      <w:r>
+        <w:rPr>
+          <w:lang w:val="fr-FR"/>
+        </w:rPr>
+        <w:t>devise_salaire</w:t>
+      </w:r>
+      <w:proofErr w:type="spellEnd"/>
+    </w:p>
+    <w:p>
+      <w:pPr>
+        <w:numPr>
+          <w:ilvl w:val="0"/>
+          <w:numId w:val="15"/>
+        </w:numPr>
+        <w:rPr>
+          <w:lang w:val="fr-FR"/>
+        </w:rPr>
+      </w:pPr>
+      <w:proofErr w:type="spellStart"/>
+      <w:r>
+        <w:rPr>
+          <w:lang w:val="fr-FR"/>
+        </w:rPr>
+        <w:t>type_contrat</w:t>
+      </w:r>
+      <w:proofErr w:type="spellEnd"/>
+    </w:p>
+    <w:p>
+      <w:pPr>
+        <w:numPr>
+          <w:ilvl w:val="0"/>
+          <w:numId w:val="15"/>
+        </w:numPr>
+        <w:rPr>
+          <w:lang w:val="fr-FR"/>
+        </w:rPr>
+      </w:pPr>
+      <w:proofErr w:type="spellStart"/>
+      <w:r>
+        <w:rPr>
+          <w:lang w:val="fr-FR"/>
+        </w:rPr>
+        <w:t>experience_requise</w:t>
+      </w:r>
+      <w:proofErr w:type="spellEnd"/>
+    </w:p>
+    <w:p>
+      <w:pPr>
+        <w:numPr>
+          <w:ilvl w:val="0"/>
+          <w:numId w:val="15"/>
+        </w:numPr>
+        <w:rPr>
+          <w:lang w:val="fr-FR"/>
+        </w:rPr>
+      </w:pPr>
+      <w:proofErr w:type="spellStart"/>
+      <w:r>
+        <w:rPr>
+          <w:lang w:val="fr-FR"/>
+        </w:rPr>
+        <w:t>categorie</w:t>
+      </w:r>
+      <w:proofErr w:type="spellEnd"/>
+    </w:p>
+    <w:p>
+      <w:pPr>
+        <w:numPr>
+          <w:ilvl w:val="0"/>
+          <w:numId w:val="15"/>
+        </w:numPr>
+        <w:rPr>
+          <w:lang w:val="fr-FR"/>
+        </w:rPr>
+      </w:pPr>
+      <w:r>
+        <w:rPr>
+          <w:lang w:val="fr-FR"/>
+        </w:rPr>
+        <w:t>fonction</w:t>
+      </w:r>
+    </w:p>
+    <w:p>
+      <w:pPr>
+        <w:numPr>
+          <w:ilvl w:val="0"/>
+          <w:numId w:val="15"/>
+        </w:numPr>
+        <w:rPr>
+          <w:lang w:val="fr-FR"/>
+        </w:rPr>
+      </w:pPr>
+      <w:proofErr w:type="spellStart"/>
+      <w:r>
+        <w:rPr>
+          <w:lang w:val="fr-FR"/>
+        </w:rPr>
+        <w:t>url_offre</w:t>
+      </w:r>
+      <w:proofErr w:type="spellEnd"/>
+    </w:p>
+    <w:p>
+      <w:pPr>
+        <w:numPr>
+          <w:ilvl w:val="0"/>
+          <w:numId w:val="15"/>
+        </w:numPr>
+        <w:rPr>
+          <w:lang w:val="fr-FR"/>
+        </w:rPr>
+      </w:pPr>
+      <w:proofErr w:type="spellStart"/>
+      <w:r>
+        <w:rPr>
+          <w:lang w:val="fr-FR"/>
+        </w:rPr>
+        <w:t>url_application</w:t>
+      </w:r>
+      <w:proofErr w:type="spellEnd"/>
+    </w:p>
+    <w:p>
+      <w:pPr>
+        <w:numPr>
+          <w:ilvl w:val="0"/>
+          <w:numId w:val="15"/>
+        </w:numPr>
+        <w:rPr>
+          <w:lang w:val="fr-FR"/>
+        </w:rPr>
+      </w:pPr>
+      <w:proofErr w:type="spellStart"/>
+      <w:r>
+        <w:rPr>
+          <w:lang w:val="fr-FR"/>
+        </w:rPr>
+        <w:t>mots_cles</w:t>
+      </w:r>
+      <w:proofErr w:type="spellEnd"/>
+    </w:p>
+    <w:p>
+      <w:pPr>
+        <w:numPr>
+          <w:ilvl w:val="0"/>
+          <w:numId w:val="15"/>
+        </w:numPr>
+        <w:rPr>
+          <w:lang w:val="fr-FR"/>
+        </w:rPr>
+      </w:pPr>
+      <w:proofErr w:type="spellStart"/>
+      <w:r>
+        <w:rPr>
+          <w:lang w:val="fr-FR"/>
+        </w:rPr>
+        <w:t>competences</w:t>
+      </w:r>
+      <w:proofErr w:type="spellEnd"/>
+    </w:p>
+    <w:p>
+      <w:pPr>
+        <w:numPr>
+          <w:ilvl w:val="0"/>
+          <w:numId w:val="15"/>
+        </w:numPr>
+        <w:rPr>
+          <w:lang w:val="fr-FR"/>
+        </w:rPr>
+      </w:pPr>
+      <w:proofErr w:type="spellStart"/>
+      <w:r>
+        <w:rPr>
+          <w:lang w:val="fr-FR"/>
+        </w:rPr>
+        <w:t>niveau_etudes</w:t>
+      </w:r>
+      <w:proofErr w:type="spellEnd"/>
+    </w:p>
+    <w:p>
+      <w:pPr>
+        <w:numPr>
+          <w:ilvl w:val="0"/>
+          <w:numId w:val="15"/>
+        </w:numPr>
+        <w:rPr>
+          <w:lang w:val="fr-FR"/>
+        </w:rPr>
+      </w:pPr>
+      <w:r>
+        <w:rPr>
+          <w:lang w:val="fr-FR"/>
+        </w:rPr>
+        <w:t>formation</w:t>
+      </w:r>
+    </w:p>
+    <w:p>
+      <w:pPr>
+        <w:numPr>
+          <w:ilvl w:val="0"/>
+          <w:numId w:val="15"/>
+        </w:numPr>
+        <w:rPr>
+          <w:lang w:val="fr-FR"/>
+        </w:rPr>
+      </w:pPr>
+      <w:proofErr w:type="spellStart"/>
+      <w:r>
+        <w:rPr>
+          <w:lang w:val="fr-FR"/>
+        </w:rPr>
+        <w:t>type_emploi</w:t>
+      </w:r>
+      <w:proofErr w:type="spellEnd"/>
+    </w:p>
+    <w:p>
+      <w:pPr>
+        <w:numPr>
+          <w:ilvl w:val="0"/>
+          <w:numId w:val="15"/>
+        </w:numPr>
+        <w:rPr>
+          <w:lang w:val="fr-FR"/>
+        </w:rPr>
+      </w:pPr>
+      <w:proofErr w:type="spellStart"/>
+      <w:r>
+        <w:rPr>
+          <w:lang w:val="fr-FR"/>
+        </w:rPr>
+        <w:t>nombre_postes</w:t>
+      </w:r>
+      <w:proofErr w:type="spellEnd"/>
+    </w:p>
+    <w:p>
+      <w:pPr>
+        <w:numPr>
+          <w:ilvl w:val="0"/>
+          <w:numId w:val="15"/>
+        </w:numPr>
+        <w:rPr>
+          <w:lang w:val="fr-FR"/>
+        </w:rPr>
+      </w:pPr>
+      <w:proofErr w:type="spellStart"/>
+      <w:r>
+        <w:rPr>
+          <w:lang w:val="fr-FR"/>
+        </w:rPr>
+        <w:t>langue_offre</w:t>
+      </w:r>
+      <w:proofErr w:type="spellEnd"/>
+    </w:p>
+    <w:p>
+      <w:pPr>
+        <w:numPr>
+          <w:ilvl w:val="0"/>
+          <w:numId w:val="15"/>
+        </w:numPr>
+        <w:rPr>
+          <w:lang w:val="fr-FR"/>
+        </w:rPr>
+      </w:pPr>
+      <w:proofErr w:type="spellStart"/>
+      <w:r>
+        <w:rPr>
+          <w:lang w:val="fr-FR"/>
+        </w:rPr>
+        <w:t>statut_offre</w:t>
+      </w:r>
+      <w:proofErr w:type="spellEnd"/>
+    </w:p>
+    <w:p>
+      <w:pPr>
+        <w:numPr>
+          <w:ilvl w:val="0"/>
+          <w:numId w:val="15"/>
+        </w:numPr>
+        <w:rPr>
+          <w:lang w:val="fr-FR"/>
+        </w:rPr>
+      </w:pPr>
+      <w:r>
+        <w:rPr>
+          <w:lang w:val="fr-FR"/>
+        </w:rPr>
+        <w:t>vues</w:t>
+      </w:r>
+    </w:p>
+    <w:p>
+      <w:pPr>
+        <w:numPr>
+          <w:ilvl w:val="0"/>
+          <w:numId w:val="15"/>
+        </w:numPr>
+        <w:rPr>
+          <w:lang w:val="fr-FR"/>
+        </w:rPr>
+      </w:pPr>
+      <w:r>
+        <w:rPr>
+          <w:lang w:val="fr-FR"/>
+        </w:rPr>
+        <w:t>candidatures</w:t>
+      </w:r>
+    </w:p>
+    <w:p>
+      <w:pPr>
+        <w:numPr>
+          <w:ilvl w:val="0"/>
+          <w:numId w:val="15"/>
+        </w:numPr>
+        <w:rPr>
+          <w:lang w:val="fr-FR"/>
+        </w:rPr>
+      </w:pPr>
+      <w:proofErr w:type="spellStart"/>
+      <w:r>
+        <w:rPr>
+          <w:lang w:val="fr-FR"/>
+        </w:rPr>
+        <w:lastRenderedPageBreak/>
+        <w:t>type_mobilite</w:t>
+      </w:r>
+      <w:proofErr w:type="spellEnd"/>
+    </w:p>
+    <w:p>
+      <w:pPr>
+        <w:numPr>
+          <w:ilvl w:val="0"/>
+          <w:numId w:val="15"/>
+        </w:numPr>
+        <w:rPr>
+          <w:lang w:val="fr-FR"/>
+        </w:rPr>
+      </w:pPr>
+      <w:proofErr w:type="spellStart"/>
+      <w:r>
+        <w:rPr>
+          <w:lang w:val="fr-FR"/>
+        </w:rPr>
+        <w:t>niveau_teletravail</w:t>
+      </w:r>
+      <w:proofErr w:type="spellEnd"/>
+    </w:p>
+    <w:p>
+      <w:pPr>
+        <w:numPr>
+          <w:ilvl w:val="0"/>
+          <w:numId w:val="15"/>
+        </w:numPr>
+        <w:rPr>
+          <w:lang w:val="fr-FR"/>
+        </w:rPr>
+      </w:pPr>
+      <w:r>
+        <w:rPr>
+          <w:lang w:val="fr-FR"/>
+        </w:rPr>
+        <w:t>avantages</w:t>
+      </w:r>
+    </w:p>
+    <w:p>
+      <w:pPr>
+        <w:numPr>
+          <w:ilvl w:val="0"/>
+          <w:numId w:val="15"/>
+        </w:numPr>
+        <w:rPr>
+          <w:lang w:val="fr-FR"/>
+        </w:rPr>
+      </w:pPr>
+      <w:r>
+        <w:rPr>
+          <w:lang w:val="fr-FR"/>
+        </w:rPr>
+        <w:t>bonus</w:t>
+      </w:r>
+    </w:p>
+    <w:p>
+      <w:pPr>
+        <w:numPr>
+          <w:ilvl w:val="0"/>
+          <w:numId w:val="15"/>
+        </w:numPr>
+        <w:rPr>
+          <w:lang w:val="fr-FR"/>
+        </w:rPr>
+      </w:pPr>
+      <w:proofErr w:type="spellStart"/>
+      <w:r>
+        <w:rPr>
+          <w:lang w:val="fr-FR"/>
+        </w:rPr>
+        <w:t>description_avantages</w:t>
+      </w:r>
+      <w:proofErr w:type="spellEnd"/>
+    </w:p>
+    <w:p>
+      <w:pPr>
+        <w:numPr>
+          <w:ilvl w:val="0"/>
+          <w:numId w:val="15"/>
+        </w:numPr>
+        <w:rPr>
+          <w:lang w:val="fr-FR"/>
+        </w:rPr>
+      </w:pPr>
+      <w:proofErr w:type="spellStart"/>
+      <w:r>
+        <w:rPr>
+          <w:lang w:val="fr-FR"/>
+        </w:rPr>
+        <w:t>info_diversite</w:t>
+      </w:r>
+      <w:proofErr w:type="spellEnd"/>
+    </w:p>
+    <w:p>
+      <w:pPr>
+        <w:numPr>
+          <w:ilvl w:val="0"/>
+          <w:numId w:val="15"/>
+        </w:numPr>
+        <w:rPr>
+          <w:lang w:val="fr-FR"/>
+        </w:rPr>
+      </w:pPr>
+      <w:proofErr w:type="spellStart"/>
+      <w:r>
+        <w:rPr>
+          <w:lang w:val="fr-FR"/>
+        </w:rPr>
+        <w:t>video_url</w:t>
+      </w:r>
+      <w:proofErr w:type="spellEnd"/>
+    </w:p>
+    <w:p>
+      <w:pPr>
+        <w:numPr>
+          <w:ilvl w:val="0"/>
+          <w:numId w:val="15"/>
+        </w:numPr>
+        <w:rPr>
+          <w:lang w:val="fr-FR"/>
+        </w:rPr>
+      </w:pPr>
+      <w:proofErr w:type="spellStart"/>
+      <w:r>
+        <w:rPr>
+          <w:lang w:val="fr-FR"/>
+        </w:rPr>
+        <w:t>label_offre</w:t>
+      </w:r>
+      <w:proofErr w:type="spellEnd"/>
+    </w:p>
+    <w:p>
+      <w:pPr>
+        <w:numPr>
+          <w:ilvl w:val="0"/>
+          <w:numId w:val="15"/>
+        </w:numPr>
+        <w:rPr>
+          <w:lang w:val="fr-FR"/>
+        </w:rPr>
+      </w:pPr>
+      <w:r>
+        <w:rPr>
+          <w:lang w:val="fr-FR"/>
+        </w:rPr>
+        <w:t>tags</w:t>
+      </w:r>
+    </w:p>
+    <w:p>
+      <w:pPr>
+        <w:numPr>
+          <w:ilvl w:val="0"/>
+          <w:numId w:val="15"/>
+        </w:numPr>
+        <w:rPr>
+          <w:lang w:val="fr-FR"/>
+        </w:rPr>
+      </w:pPr>
+      <w:proofErr w:type="spellStart"/>
+      <w:r>
+        <w:rPr>
+          <w:lang w:val="fr-FR"/>
+        </w:rPr>
+        <w:t>infos_environnement_travail</w:t>
+      </w:r>
+      <w:proofErr w:type="spellEnd"/>
+    </w:p>
+    <w:p>
+      <w:pPr>
+        <w:numPr>
+          <w:ilvl w:val="0"/>
+          <w:numId w:val="15"/>
+        </w:numPr>
+        <w:rPr>
+          <w:lang w:val="fr-FR"/>
+        </w:rPr>
+      </w:pPr>
+      <w:r>
+        <w:rPr>
+          <w:lang w:val="fr-FR"/>
+        </w:rPr>
+        <w:t>certification</w:t>
+      </w:r>
+    </w:p>
+    <w:p>
+      <w:pPr>
+        <w:numPr>
+          <w:ilvl w:val="0"/>
+          <w:numId w:val="15"/>
+        </w:numPr>
+        <w:rPr>
+          <w:lang w:val="fr-FR"/>
+        </w:rPr>
+      </w:pPr>
+      <w:proofErr w:type="spellStart"/>
+      <w:r>
+        <w:rPr>
+          <w:lang w:val="fr-FR"/>
+        </w:rPr>
+        <w:t>conditions_travail</w:t>
+      </w:r>
+      <w:proofErr w:type="spellEnd"/>
+    </w:p>
+    <w:p>
+      <w:pPr>
+        <w:numPr>
+          <w:ilvl w:val="0"/>
+          <w:numId w:val="15"/>
+        </w:numPr>
+        <w:rPr>
+          <w:lang w:val="fr-FR"/>
+        </w:rPr>
+      </w:pPr>
+      <w:proofErr w:type="spellStart"/>
+      <w:r>
+        <w:rPr>
+          <w:lang w:val="fr-FR"/>
+        </w:rPr>
+        <w:t>politique_teletravail</w:t>
+      </w:r>
+      <w:proofErr w:type="spellEnd"/>
+    </w:p>
+    <w:p>
+      <w:pPr>
+        <w:numPr>
+          <w:ilvl w:val="0"/>
+          <w:numId w:val="15"/>
+        </w:numPr>
+        <w:rPr>
+          <w:lang w:val="fr-FR"/>
+        </w:rPr>
+      </w:pPr>
+      <w:proofErr w:type="spellStart"/>
+      <w:r>
+        <w:rPr>
+          <w:lang w:val="fr-FR"/>
+        </w:rPr>
+        <w:t>process_recrutement</w:t>
+      </w:r>
+      <w:proofErr w:type="spellEnd"/>
+    </w:p>
+    <w:p>
+      <w:pPr>
+        <w:numPr>
+          <w:ilvl w:val="0"/>
+          <w:numId w:val="15"/>
+        </w:numPr>
+        <w:rPr>
+          <w:lang w:val="fr-FR"/>
+        </w:rPr>
+      </w:pPr>
+      <w:r>
+        <w:rPr>
+          <w:lang w:val="fr-FR"/>
+        </w:rPr>
+        <w:t>commentaires</w:t>
+      </w:r>
+    </w:p>
+    <w:p>
+      <w:pPr>
+        <w:numPr>
+          <w:ilvl w:val="0"/>
+          <w:numId w:val="15"/>
+        </w:numPr>
+        <w:rPr>
+          <w:lang w:val="fr-FR"/>
+        </w:rPr>
+      </w:pPr>
+      <w:proofErr w:type="spellStart"/>
+      <w:r>
+        <w:rPr>
+          <w:b/>
+          <w:bCs/>
+          <w:lang w:val="fr-FR"/>
+        </w:rPr>
+        <w:t>entreprise_id</w:t>
+      </w:r>
+      <w:proofErr w:type="spellEnd"/>
+      <w:r>
+        <w:rPr>
+          <w:lang w:val="fr-FR"/>
+        </w:rPr>
+        <w:t xml:space="preserve"> </w:t>
+      </w:r>
+      <w:r>
+        <w:rPr>
+          <w:i/>
+          <w:iCs/>
+          <w:lang w:val="fr-FR"/>
+        </w:rPr>
+        <w:t xml:space="preserve">(FK vers </w:t>
+      </w:r>
+      <w:proofErr w:type="spellStart"/>
+      <w:r>
+        <w:rPr>
+          <w:i/>
+          <w:iCs/>
+          <w:lang w:val="fr-FR"/>
+        </w:rPr>
+        <w:t>entreprises.entreprise_id</w:t>
+      </w:r>
+      <w:proofErr w:type="spellEnd"/>
+      <w:r>
+        <w:rPr>
+          <w:i/>
+          <w:iCs/>
+          <w:lang w:val="fr-FR"/>
+        </w:rPr>
+        <w:t>)</w:t>
+      </w:r>
+    </w:p>
+    <w:p>
+      <w:pPr>
+        <w:numPr>
+          <w:ilvl w:val="0"/>
+          <w:numId w:val="15"/>
+        </w:numPr>
+        <w:rPr>
+          <w:lang w:val="fr-FR"/>
+        </w:rPr>
+      </w:pPr>
+      <w:proofErr w:type="spellStart"/>
+      <w:r>
+        <w:rPr>
+          <w:b/>
+          <w:bCs/>
+          <w:lang w:val="fr-FR"/>
+        </w:rPr>
+        <w:t>lieu_id</w:t>
+      </w:r>
+      <w:proofErr w:type="spellEnd"/>
+      <w:r>
+        <w:rPr>
+          <w:lang w:val="fr-FR"/>
+        </w:rPr>
+        <w:t xml:space="preserve"> </w:t>
+      </w:r>
+      <w:r>
+        <w:rPr>
+          <w:i/>
+          <w:iCs/>
+          <w:lang w:val="fr-FR"/>
+        </w:rPr>
+        <w:t xml:space="preserve">(FK vers </w:t>
+      </w:r>
+      <w:proofErr w:type="spellStart"/>
+      <w:r>
+        <w:rPr>
+          <w:i/>
+          <w:iCs/>
+          <w:lang w:val="fr-FR"/>
+        </w:rPr>
+        <w:t>lieux.lieu_id</w:t>
+      </w:r>
+      <w:proofErr w:type="spellEnd"/>
+      <w:r>
+        <w:rPr>
+          <w:i/>
+          <w:iCs/>
+          <w:lang w:val="fr-FR"/>
+        </w:rPr>
+        <w:t>)</w:t>
+      </w:r>
+    </w:p>
+    <w:p>
+      <w:pPr>
+        <w:numPr>
+          <w:ilvl w:val="0"/>
+          <w:numId w:val="15"/>
+        </w:numPr>
+        <w:rPr>
+          <w:lang w:val="fr-FR"/>
+        </w:rPr>
+      </w:pPr>
+      <w:proofErr w:type="spellStart"/>
+      <w:r>
+        <w:rPr>
+          <w:b/>
+          <w:bCs/>
+          <w:lang w:val="fr-FR"/>
+        </w:rPr>
+        <w:t>site_id</w:t>
+      </w:r>
+      <w:proofErr w:type="spellEnd"/>
+      <w:r>
+        <w:rPr>
+          <w:lang w:val="fr-FR"/>
+        </w:rPr>
+        <w:t xml:space="preserve"> </w:t>
+      </w:r>
+      <w:r>
+        <w:rPr>
+          <w:i/>
+          <w:iCs/>
+          <w:lang w:val="fr-FR"/>
+        </w:rPr>
+        <w:t xml:space="preserve">(FK vers </w:t>
+      </w:r>
+      <w:proofErr w:type="spellStart"/>
+      <w:r>
+        <w:rPr>
+          <w:i/>
+          <w:iCs/>
+          <w:lang w:val="fr-FR"/>
+        </w:rPr>
+        <w:t>sites.site_id</w:t>
+      </w:r>
+      <w:proofErr w:type="spellEnd"/>
+      <w:r>
+        <w:rPr>
+          <w:i/>
+          <w:iCs/>
+          <w:lang w:val="fr-FR"/>
+        </w:rPr>
+        <w:t>)</w:t>
+      </w:r>
+    </w:p>
+    <w:p>
+      <w:pPr>
+        <w:numPr>
+          <w:ilvl w:val="0"/>
+          <w:numId w:val="15"/>
+        </w:numPr>
+        <w:rPr>
+          <w:lang w:val="fr-FR"/>
+        </w:rPr>
+      </w:pPr>
+      <w:proofErr w:type="spellStart"/>
+      <w:r>
+        <w:rPr>
+          <w:b/>
+          <w:bCs/>
+          <w:lang w:val="fr-FR"/>
+        </w:rPr>
+        <w:t>recruteur_id</w:t>
+      </w:r>
+      <w:proofErr w:type="spellEnd"/>
+      <w:r>
+        <w:rPr>
+          <w:lang w:val="fr-FR"/>
+        </w:rPr>
+        <w:t xml:space="preserve"> </w:t>
+      </w:r>
+      <w:r>
+        <w:rPr>
+          <w:i/>
+          <w:iCs/>
+          <w:lang w:val="fr-FR"/>
+        </w:rPr>
+        <w:t xml:space="preserve">(FK vers </w:t>
+      </w:r>
+      <w:proofErr w:type="spellStart"/>
+      <w:r>
+        <w:rPr>
+          <w:i/>
+          <w:iCs/>
+          <w:lang w:val="fr-FR"/>
+        </w:rPr>
+        <w:t>recruteurs.recruteur_id</w:t>
+      </w:r>
+      <w:proofErr w:type="spellEnd"/>
+      <w:r>
+        <w:rPr>
+          <w:i/>
+          <w:iCs/>
+          <w:lang w:val="fr-FR"/>
+        </w:rPr>
+        <w:t>)</w:t>
+      </w:r>
+    </w:p>
+    <w:p/>
+    <w:p>
+      <w:pPr>
+        <w:rPr>
+          <w:b/>
+          <w:bCs/>
+          <w:highlight w:val="lightGray"/>
+        </w:rPr>
+      </w:pPr>
+      <w:r>
+        <w:t xml:space="preserve">NB : </w:t>
+      </w:r>
+      <w:proofErr w:type="spellStart"/>
+      <w:r>
+        <w:t>elle</w:t>
+      </w:r>
+      <w:proofErr w:type="spellEnd"/>
+      <w:r>
+        <w:t xml:space="preserve"> </w:t>
+      </w:r>
+      <w:proofErr w:type="spellStart"/>
+      <w:r>
+        <w:t>peut</w:t>
+      </w:r>
+      <w:proofErr w:type="spellEnd"/>
+      <w:r>
+        <w:t xml:space="preserve"> </w:t>
+      </w:r>
+      <w:proofErr w:type="spellStart"/>
+      <w:r>
+        <w:t>toujours</w:t>
+      </w:r>
+      <w:proofErr w:type="spellEnd"/>
+      <w:r>
+        <w:t xml:space="preserve"> </w:t>
+      </w:r>
+      <w:proofErr w:type="spellStart"/>
+      <w:r>
+        <w:t>être</w:t>
+      </w:r>
+      <w:proofErr w:type="spellEnd"/>
+      <w:r>
+        <w:t xml:space="preserve"> </w:t>
+      </w:r>
+      <w:proofErr w:type="spellStart"/>
+      <w:r>
+        <w:t>améliorée</w:t>
+      </w:r>
+      <w:proofErr w:type="spellEnd"/>
+      <w:r>
+        <w:br/>
+      </w:r>
+    </w:p>
+    <w:p>
+      <w:proofErr w:type="spellStart"/>
+      <w:r>
+        <w:rPr>
+          <w:b/>
+          <w:bCs/>
+          <w:highlight w:val="lightGray"/>
+        </w:rPr>
+        <w:t>Informations</w:t>
+      </w:r>
+      <w:proofErr w:type="spellEnd"/>
+      <w:r>
+        <w:rPr>
+          <w:b/>
+          <w:bCs/>
+          <w:highlight w:val="lightGray"/>
+        </w:rPr>
+        <w:t xml:space="preserve"> </w:t>
+      </w:r>
+      <w:proofErr w:type="spellStart"/>
+      <w:r>
+        <w:rPr>
+          <w:b/>
+          <w:bCs/>
+          <w:highlight w:val="lightGray"/>
+        </w:rPr>
+        <w:t>Générales</w:t>
+      </w:r>
+      <w:proofErr w:type="spellEnd"/>
       <w:r>
         <w:br/>
       </w:r>
@@ -61,6 +2163,9 @@
       </w:r>
       <w:r>
         <w:br/>
+      </w:r>
+      <w:r>
+        <w:lastRenderedPageBreak/>
         <w:t>- Format des données : JSON</w:t>
       </w:r>
       <w:r>
@@ -188,7 +2293,6 @@
     <w:p/>
     <w:p>
       <w:r>
-        <w:lastRenderedPageBreak/>
         <w:br/>
       </w:r>
       <w:r>
@@ -263,6 +2367,7 @@
           <w:bCs/>
           <w:u w:val="single"/>
         </w:rPr>
+        <w:lastRenderedPageBreak/>
         <w:t>3. Sites</w:t>
       </w:r>
       <w:r>
@@ -412,7 +2517,6 @@
           <w:szCs w:val="28"/>
           <w:highlight w:val="lightGray"/>
         </w:rPr>
-        <w:lastRenderedPageBreak/>
         <w:t>Réponses et Statuts HTTP</w:t>
       </w:r>
       <w:r>
@@ -551,6 +2655,9 @@
       </w:r>
       <w:r>
         <w:br/>
+      </w:r>
+      <w:r>
+        <w:lastRenderedPageBreak/>
         <w:t>- Toujours valider les paramètres avant d'envoyer une requête à l'API.</w:t>
       </w:r>
       <w:r>
@@ -798,6 +2905,900 @@
       </w:pPr>
       <w:rPr>
         <w:rFonts w:ascii="Symbol" w:hAnsi="Symbol" w:hint="default"/>
+      </w:rPr>
+    </w:lvl>
+  </w:abstractNum>
+  <w:abstractNum w:abstractNumId="9" w15:restartNumberingAfterBreak="0">
+    <w:nsid w:val="180811B6"/>
+    <w:multiLevelType w:val="multilevel"/>
+    <w:tmpl w:val="3ACAACC4"/>
+    <w:lvl w:ilvl="0">
+      <w:start w:val="1"/>
+      <w:numFmt w:val="bullet"/>
+      <w:lvlText w:val=""/>
+      <w:lvlJc w:val="left"/>
+      <w:pPr>
+        <w:tabs>
+          <w:tab w:val="num" w:pos="720"/>
+        </w:tabs>
+        <w:ind w:left="720" w:hanging="360"/>
+      </w:pPr>
+      <w:rPr>
+        <w:rFonts w:ascii="Symbol" w:hAnsi="Symbol" w:hint="default"/>
+        <w:sz w:val="20"/>
+      </w:rPr>
+    </w:lvl>
+    <w:lvl w:ilvl="1" w:tentative="1">
+      <w:start w:val="1"/>
+      <w:numFmt w:val="bullet"/>
+      <w:lvlText w:val="o"/>
+      <w:lvlJc w:val="left"/>
+      <w:pPr>
+        <w:tabs>
+          <w:tab w:val="num" w:pos="1440"/>
+        </w:tabs>
+        <w:ind w:left="1440" w:hanging="360"/>
+      </w:pPr>
+      <w:rPr>
+        <w:rFonts w:ascii="Courier New" w:hAnsi="Courier New" w:hint="default"/>
+        <w:sz w:val="20"/>
+      </w:rPr>
+    </w:lvl>
+    <w:lvl w:ilvl="2" w:tentative="1">
+      <w:start w:val="1"/>
+      <w:numFmt w:val="bullet"/>
+      <w:lvlText w:val=""/>
+      <w:lvlJc w:val="left"/>
+      <w:pPr>
+        <w:tabs>
+          <w:tab w:val="num" w:pos="2160"/>
+        </w:tabs>
+        <w:ind w:left="2160" w:hanging="360"/>
+      </w:pPr>
+      <w:rPr>
+        <w:rFonts w:ascii="Wingdings" w:hAnsi="Wingdings" w:hint="default"/>
+        <w:sz w:val="20"/>
+      </w:rPr>
+    </w:lvl>
+    <w:lvl w:ilvl="3" w:tentative="1">
+      <w:start w:val="1"/>
+      <w:numFmt w:val="bullet"/>
+      <w:lvlText w:val=""/>
+      <w:lvlJc w:val="left"/>
+      <w:pPr>
+        <w:tabs>
+          <w:tab w:val="num" w:pos="2880"/>
+        </w:tabs>
+        <w:ind w:left="2880" w:hanging="360"/>
+      </w:pPr>
+      <w:rPr>
+        <w:rFonts w:ascii="Wingdings" w:hAnsi="Wingdings" w:hint="default"/>
+        <w:sz w:val="20"/>
+      </w:rPr>
+    </w:lvl>
+    <w:lvl w:ilvl="4" w:tentative="1">
+      <w:start w:val="1"/>
+      <w:numFmt w:val="bullet"/>
+      <w:lvlText w:val=""/>
+      <w:lvlJc w:val="left"/>
+      <w:pPr>
+        <w:tabs>
+          <w:tab w:val="num" w:pos="3600"/>
+        </w:tabs>
+        <w:ind w:left="3600" w:hanging="360"/>
+      </w:pPr>
+      <w:rPr>
+        <w:rFonts w:ascii="Wingdings" w:hAnsi="Wingdings" w:hint="default"/>
+        <w:sz w:val="20"/>
+      </w:rPr>
+    </w:lvl>
+    <w:lvl w:ilvl="5" w:tentative="1">
+      <w:start w:val="1"/>
+      <w:numFmt w:val="bullet"/>
+      <w:lvlText w:val=""/>
+      <w:lvlJc w:val="left"/>
+      <w:pPr>
+        <w:tabs>
+          <w:tab w:val="num" w:pos="4320"/>
+        </w:tabs>
+        <w:ind w:left="4320" w:hanging="360"/>
+      </w:pPr>
+      <w:rPr>
+        <w:rFonts w:ascii="Wingdings" w:hAnsi="Wingdings" w:hint="default"/>
+        <w:sz w:val="20"/>
+      </w:rPr>
+    </w:lvl>
+    <w:lvl w:ilvl="6" w:tentative="1">
+      <w:start w:val="1"/>
+      <w:numFmt w:val="bullet"/>
+      <w:lvlText w:val=""/>
+      <w:lvlJc w:val="left"/>
+      <w:pPr>
+        <w:tabs>
+          <w:tab w:val="num" w:pos="5040"/>
+        </w:tabs>
+        <w:ind w:left="5040" w:hanging="360"/>
+      </w:pPr>
+      <w:rPr>
+        <w:rFonts w:ascii="Wingdings" w:hAnsi="Wingdings" w:hint="default"/>
+        <w:sz w:val="20"/>
+      </w:rPr>
+    </w:lvl>
+    <w:lvl w:ilvl="7" w:tentative="1">
+      <w:start w:val="1"/>
+      <w:numFmt w:val="bullet"/>
+      <w:lvlText w:val=""/>
+      <w:lvlJc w:val="left"/>
+      <w:pPr>
+        <w:tabs>
+          <w:tab w:val="num" w:pos="5760"/>
+        </w:tabs>
+        <w:ind w:left="5760" w:hanging="360"/>
+      </w:pPr>
+      <w:rPr>
+        <w:rFonts w:ascii="Wingdings" w:hAnsi="Wingdings" w:hint="default"/>
+        <w:sz w:val="20"/>
+      </w:rPr>
+    </w:lvl>
+    <w:lvl w:ilvl="8" w:tentative="1">
+      <w:start w:val="1"/>
+      <w:numFmt w:val="bullet"/>
+      <w:lvlText w:val=""/>
+      <w:lvlJc w:val="left"/>
+      <w:pPr>
+        <w:tabs>
+          <w:tab w:val="num" w:pos="6480"/>
+        </w:tabs>
+        <w:ind w:left="6480" w:hanging="360"/>
+      </w:pPr>
+      <w:rPr>
+        <w:rFonts w:ascii="Wingdings" w:hAnsi="Wingdings" w:hint="default"/>
+        <w:sz w:val="20"/>
+      </w:rPr>
+    </w:lvl>
+  </w:abstractNum>
+  <w:abstractNum w:abstractNumId="10" w15:restartNumberingAfterBreak="0">
+    <w:nsid w:val="2DC064BA"/>
+    <w:multiLevelType w:val="multilevel"/>
+    <w:tmpl w:val="14D488C6"/>
+    <w:lvl w:ilvl="0">
+      <w:start w:val="1"/>
+      <w:numFmt w:val="bullet"/>
+      <w:lvlText w:val=""/>
+      <w:lvlJc w:val="left"/>
+      <w:pPr>
+        <w:tabs>
+          <w:tab w:val="num" w:pos="720"/>
+        </w:tabs>
+        <w:ind w:left="720" w:hanging="360"/>
+      </w:pPr>
+      <w:rPr>
+        <w:rFonts w:ascii="Symbol" w:hAnsi="Symbol" w:hint="default"/>
+        <w:sz w:val="20"/>
+      </w:rPr>
+    </w:lvl>
+    <w:lvl w:ilvl="1" w:tentative="1">
+      <w:start w:val="1"/>
+      <w:numFmt w:val="bullet"/>
+      <w:lvlText w:val="o"/>
+      <w:lvlJc w:val="left"/>
+      <w:pPr>
+        <w:tabs>
+          <w:tab w:val="num" w:pos="1440"/>
+        </w:tabs>
+        <w:ind w:left="1440" w:hanging="360"/>
+      </w:pPr>
+      <w:rPr>
+        <w:rFonts w:ascii="Courier New" w:hAnsi="Courier New" w:hint="default"/>
+        <w:sz w:val="20"/>
+      </w:rPr>
+    </w:lvl>
+    <w:lvl w:ilvl="2" w:tentative="1">
+      <w:start w:val="1"/>
+      <w:numFmt w:val="bullet"/>
+      <w:lvlText w:val=""/>
+      <w:lvlJc w:val="left"/>
+      <w:pPr>
+        <w:tabs>
+          <w:tab w:val="num" w:pos="2160"/>
+        </w:tabs>
+        <w:ind w:left="2160" w:hanging="360"/>
+      </w:pPr>
+      <w:rPr>
+        <w:rFonts w:ascii="Wingdings" w:hAnsi="Wingdings" w:hint="default"/>
+        <w:sz w:val="20"/>
+      </w:rPr>
+    </w:lvl>
+    <w:lvl w:ilvl="3" w:tentative="1">
+      <w:start w:val="1"/>
+      <w:numFmt w:val="bullet"/>
+      <w:lvlText w:val=""/>
+      <w:lvlJc w:val="left"/>
+      <w:pPr>
+        <w:tabs>
+          <w:tab w:val="num" w:pos="2880"/>
+        </w:tabs>
+        <w:ind w:left="2880" w:hanging="360"/>
+      </w:pPr>
+      <w:rPr>
+        <w:rFonts w:ascii="Wingdings" w:hAnsi="Wingdings" w:hint="default"/>
+        <w:sz w:val="20"/>
+      </w:rPr>
+    </w:lvl>
+    <w:lvl w:ilvl="4" w:tentative="1">
+      <w:start w:val="1"/>
+      <w:numFmt w:val="bullet"/>
+      <w:lvlText w:val=""/>
+      <w:lvlJc w:val="left"/>
+      <w:pPr>
+        <w:tabs>
+          <w:tab w:val="num" w:pos="3600"/>
+        </w:tabs>
+        <w:ind w:left="3600" w:hanging="360"/>
+      </w:pPr>
+      <w:rPr>
+        <w:rFonts w:ascii="Wingdings" w:hAnsi="Wingdings" w:hint="default"/>
+        <w:sz w:val="20"/>
+      </w:rPr>
+    </w:lvl>
+    <w:lvl w:ilvl="5" w:tentative="1">
+      <w:start w:val="1"/>
+      <w:numFmt w:val="bullet"/>
+      <w:lvlText w:val=""/>
+      <w:lvlJc w:val="left"/>
+      <w:pPr>
+        <w:tabs>
+          <w:tab w:val="num" w:pos="4320"/>
+        </w:tabs>
+        <w:ind w:left="4320" w:hanging="360"/>
+      </w:pPr>
+      <w:rPr>
+        <w:rFonts w:ascii="Wingdings" w:hAnsi="Wingdings" w:hint="default"/>
+        <w:sz w:val="20"/>
+      </w:rPr>
+    </w:lvl>
+    <w:lvl w:ilvl="6" w:tentative="1">
+      <w:start w:val="1"/>
+      <w:numFmt w:val="bullet"/>
+      <w:lvlText w:val=""/>
+      <w:lvlJc w:val="left"/>
+      <w:pPr>
+        <w:tabs>
+          <w:tab w:val="num" w:pos="5040"/>
+        </w:tabs>
+        <w:ind w:left="5040" w:hanging="360"/>
+      </w:pPr>
+      <w:rPr>
+        <w:rFonts w:ascii="Wingdings" w:hAnsi="Wingdings" w:hint="default"/>
+        <w:sz w:val="20"/>
+      </w:rPr>
+    </w:lvl>
+    <w:lvl w:ilvl="7" w:tentative="1">
+      <w:start w:val="1"/>
+      <w:numFmt w:val="bullet"/>
+      <w:lvlText w:val=""/>
+      <w:lvlJc w:val="left"/>
+      <w:pPr>
+        <w:tabs>
+          <w:tab w:val="num" w:pos="5760"/>
+        </w:tabs>
+        <w:ind w:left="5760" w:hanging="360"/>
+      </w:pPr>
+      <w:rPr>
+        <w:rFonts w:ascii="Wingdings" w:hAnsi="Wingdings" w:hint="default"/>
+        <w:sz w:val="20"/>
+      </w:rPr>
+    </w:lvl>
+    <w:lvl w:ilvl="8" w:tentative="1">
+      <w:start w:val="1"/>
+      <w:numFmt w:val="bullet"/>
+      <w:lvlText w:val=""/>
+      <w:lvlJc w:val="left"/>
+      <w:pPr>
+        <w:tabs>
+          <w:tab w:val="num" w:pos="6480"/>
+        </w:tabs>
+        <w:ind w:left="6480" w:hanging="360"/>
+      </w:pPr>
+      <w:rPr>
+        <w:rFonts w:ascii="Wingdings" w:hAnsi="Wingdings" w:hint="default"/>
+        <w:sz w:val="20"/>
+      </w:rPr>
+    </w:lvl>
+  </w:abstractNum>
+  <w:abstractNum w:abstractNumId="11" w15:restartNumberingAfterBreak="0">
+    <w:nsid w:val="2E2D2C69"/>
+    <w:multiLevelType w:val="multilevel"/>
+    <w:tmpl w:val="0CA8C66C"/>
+    <w:lvl w:ilvl="0">
+      <w:start w:val="1"/>
+      <w:numFmt w:val="bullet"/>
+      <w:lvlText w:val=""/>
+      <w:lvlJc w:val="left"/>
+      <w:pPr>
+        <w:tabs>
+          <w:tab w:val="num" w:pos="720"/>
+        </w:tabs>
+        <w:ind w:left="720" w:hanging="360"/>
+      </w:pPr>
+      <w:rPr>
+        <w:rFonts w:ascii="Symbol" w:hAnsi="Symbol" w:hint="default"/>
+        <w:sz w:val="20"/>
+      </w:rPr>
+    </w:lvl>
+    <w:lvl w:ilvl="1" w:tentative="1">
+      <w:start w:val="1"/>
+      <w:numFmt w:val="bullet"/>
+      <w:lvlText w:val="o"/>
+      <w:lvlJc w:val="left"/>
+      <w:pPr>
+        <w:tabs>
+          <w:tab w:val="num" w:pos="1440"/>
+        </w:tabs>
+        <w:ind w:left="1440" w:hanging="360"/>
+      </w:pPr>
+      <w:rPr>
+        <w:rFonts w:ascii="Courier New" w:hAnsi="Courier New" w:hint="default"/>
+        <w:sz w:val="20"/>
+      </w:rPr>
+    </w:lvl>
+    <w:lvl w:ilvl="2" w:tentative="1">
+      <w:start w:val="1"/>
+      <w:numFmt w:val="bullet"/>
+      <w:lvlText w:val=""/>
+      <w:lvlJc w:val="left"/>
+      <w:pPr>
+        <w:tabs>
+          <w:tab w:val="num" w:pos="2160"/>
+        </w:tabs>
+        <w:ind w:left="2160" w:hanging="360"/>
+      </w:pPr>
+      <w:rPr>
+        <w:rFonts w:ascii="Wingdings" w:hAnsi="Wingdings" w:hint="default"/>
+        <w:sz w:val="20"/>
+      </w:rPr>
+    </w:lvl>
+    <w:lvl w:ilvl="3" w:tentative="1">
+      <w:start w:val="1"/>
+      <w:numFmt w:val="bullet"/>
+      <w:lvlText w:val=""/>
+      <w:lvlJc w:val="left"/>
+      <w:pPr>
+        <w:tabs>
+          <w:tab w:val="num" w:pos="2880"/>
+        </w:tabs>
+        <w:ind w:left="2880" w:hanging="360"/>
+      </w:pPr>
+      <w:rPr>
+        <w:rFonts w:ascii="Wingdings" w:hAnsi="Wingdings" w:hint="default"/>
+        <w:sz w:val="20"/>
+      </w:rPr>
+    </w:lvl>
+    <w:lvl w:ilvl="4" w:tentative="1">
+      <w:start w:val="1"/>
+      <w:numFmt w:val="bullet"/>
+      <w:lvlText w:val=""/>
+      <w:lvlJc w:val="left"/>
+      <w:pPr>
+        <w:tabs>
+          <w:tab w:val="num" w:pos="3600"/>
+        </w:tabs>
+        <w:ind w:left="3600" w:hanging="360"/>
+      </w:pPr>
+      <w:rPr>
+        <w:rFonts w:ascii="Wingdings" w:hAnsi="Wingdings" w:hint="default"/>
+        <w:sz w:val="20"/>
+      </w:rPr>
+    </w:lvl>
+    <w:lvl w:ilvl="5" w:tentative="1">
+      <w:start w:val="1"/>
+      <w:numFmt w:val="bullet"/>
+      <w:lvlText w:val=""/>
+      <w:lvlJc w:val="left"/>
+      <w:pPr>
+        <w:tabs>
+          <w:tab w:val="num" w:pos="4320"/>
+        </w:tabs>
+        <w:ind w:left="4320" w:hanging="360"/>
+      </w:pPr>
+      <w:rPr>
+        <w:rFonts w:ascii="Wingdings" w:hAnsi="Wingdings" w:hint="default"/>
+        <w:sz w:val="20"/>
+      </w:rPr>
+    </w:lvl>
+    <w:lvl w:ilvl="6" w:tentative="1">
+      <w:start w:val="1"/>
+      <w:numFmt w:val="bullet"/>
+      <w:lvlText w:val=""/>
+      <w:lvlJc w:val="left"/>
+      <w:pPr>
+        <w:tabs>
+          <w:tab w:val="num" w:pos="5040"/>
+        </w:tabs>
+        <w:ind w:left="5040" w:hanging="360"/>
+      </w:pPr>
+      <w:rPr>
+        <w:rFonts w:ascii="Wingdings" w:hAnsi="Wingdings" w:hint="default"/>
+        <w:sz w:val="20"/>
+      </w:rPr>
+    </w:lvl>
+    <w:lvl w:ilvl="7" w:tentative="1">
+      <w:start w:val="1"/>
+      <w:numFmt w:val="bullet"/>
+      <w:lvlText w:val=""/>
+      <w:lvlJc w:val="left"/>
+      <w:pPr>
+        <w:tabs>
+          <w:tab w:val="num" w:pos="5760"/>
+        </w:tabs>
+        <w:ind w:left="5760" w:hanging="360"/>
+      </w:pPr>
+      <w:rPr>
+        <w:rFonts w:ascii="Wingdings" w:hAnsi="Wingdings" w:hint="default"/>
+        <w:sz w:val="20"/>
+      </w:rPr>
+    </w:lvl>
+    <w:lvl w:ilvl="8" w:tentative="1">
+      <w:start w:val="1"/>
+      <w:numFmt w:val="bullet"/>
+      <w:lvlText w:val=""/>
+      <w:lvlJc w:val="left"/>
+      <w:pPr>
+        <w:tabs>
+          <w:tab w:val="num" w:pos="6480"/>
+        </w:tabs>
+        <w:ind w:left="6480" w:hanging="360"/>
+      </w:pPr>
+      <w:rPr>
+        <w:rFonts w:ascii="Wingdings" w:hAnsi="Wingdings" w:hint="default"/>
+        <w:sz w:val="20"/>
+      </w:rPr>
+    </w:lvl>
+  </w:abstractNum>
+  <w:abstractNum w:abstractNumId="12" w15:restartNumberingAfterBreak="0">
+    <w:nsid w:val="3AA33E62"/>
+    <w:multiLevelType w:val="multilevel"/>
+    <w:tmpl w:val="016A9426"/>
+    <w:lvl w:ilvl="0">
+      <w:start w:val="1"/>
+      <w:numFmt w:val="bullet"/>
+      <w:lvlText w:val=""/>
+      <w:lvlJc w:val="left"/>
+      <w:pPr>
+        <w:tabs>
+          <w:tab w:val="num" w:pos="720"/>
+        </w:tabs>
+        <w:ind w:left="720" w:hanging="360"/>
+      </w:pPr>
+      <w:rPr>
+        <w:rFonts w:ascii="Symbol" w:hAnsi="Symbol" w:hint="default"/>
+        <w:sz w:val="20"/>
+      </w:rPr>
+    </w:lvl>
+    <w:lvl w:ilvl="1">
+      <w:start w:val="1"/>
+      <w:numFmt w:val="bullet"/>
+      <w:lvlText w:val="o"/>
+      <w:lvlJc w:val="left"/>
+      <w:pPr>
+        <w:tabs>
+          <w:tab w:val="num" w:pos="1440"/>
+        </w:tabs>
+        <w:ind w:left="1440" w:hanging="360"/>
+      </w:pPr>
+      <w:rPr>
+        <w:rFonts w:ascii="Courier New" w:hAnsi="Courier New" w:hint="default"/>
+        <w:sz w:val="20"/>
+      </w:rPr>
+    </w:lvl>
+    <w:lvl w:ilvl="2">
+      <w:start w:val="1"/>
+      <w:numFmt w:val="bullet"/>
+      <w:lvlText w:val=""/>
+      <w:lvlJc w:val="left"/>
+      <w:pPr>
+        <w:tabs>
+          <w:tab w:val="num" w:pos="2160"/>
+        </w:tabs>
+        <w:ind w:left="2160" w:hanging="360"/>
+      </w:pPr>
+      <w:rPr>
+        <w:rFonts w:ascii="Wingdings" w:hAnsi="Wingdings" w:hint="default"/>
+        <w:sz w:val="20"/>
+      </w:rPr>
+    </w:lvl>
+    <w:lvl w:ilvl="3" w:tentative="1">
+      <w:start w:val="1"/>
+      <w:numFmt w:val="bullet"/>
+      <w:lvlText w:val=""/>
+      <w:lvlJc w:val="left"/>
+      <w:pPr>
+        <w:tabs>
+          <w:tab w:val="num" w:pos="2880"/>
+        </w:tabs>
+        <w:ind w:left="2880" w:hanging="360"/>
+      </w:pPr>
+      <w:rPr>
+        <w:rFonts w:ascii="Wingdings" w:hAnsi="Wingdings" w:hint="default"/>
+        <w:sz w:val="20"/>
+      </w:rPr>
+    </w:lvl>
+    <w:lvl w:ilvl="4" w:tentative="1">
+      <w:start w:val="1"/>
+      <w:numFmt w:val="bullet"/>
+      <w:lvlText w:val=""/>
+      <w:lvlJc w:val="left"/>
+      <w:pPr>
+        <w:tabs>
+          <w:tab w:val="num" w:pos="3600"/>
+        </w:tabs>
+        <w:ind w:left="3600" w:hanging="360"/>
+      </w:pPr>
+      <w:rPr>
+        <w:rFonts w:ascii="Wingdings" w:hAnsi="Wingdings" w:hint="default"/>
+        <w:sz w:val="20"/>
+      </w:rPr>
+    </w:lvl>
+    <w:lvl w:ilvl="5" w:tentative="1">
+      <w:start w:val="1"/>
+      <w:numFmt w:val="bullet"/>
+      <w:lvlText w:val=""/>
+      <w:lvlJc w:val="left"/>
+      <w:pPr>
+        <w:tabs>
+          <w:tab w:val="num" w:pos="4320"/>
+        </w:tabs>
+        <w:ind w:left="4320" w:hanging="360"/>
+      </w:pPr>
+      <w:rPr>
+        <w:rFonts w:ascii="Wingdings" w:hAnsi="Wingdings" w:hint="default"/>
+        <w:sz w:val="20"/>
+      </w:rPr>
+    </w:lvl>
+    <w:lvl w:ilvl="6" w:tentative="1">
+      <w:start w:val="1"/>
+      <w:numFmt w:val="bullet"/>
+      <w:lvlText w:val=""/>
+      <w:lvlJc w:val="left"/>
+      <w:pPr>
+        <w:tabs>
+          <w:tab w:val="num" w:pos="5040"/>
+        </w:tabs>
+        <w:ind w:left="5040" w:hanging="360"/>
+      </w:pPr>
+      <w:rPr>
+        <w:rFonts w:ascii="Wingdings" w:hAnsi="Wingdings" w:hint="default"/>
+        <w:sz w:val="20"/>
+      </w:rPr>
+    </w:lvl>
+    <w:lvl w:ilvl="7" w:tentative="1">
+      <w:start w:val="1"/>
+      <w:numFmt w:val="bullet"/>
+      <w:lvlText w:val=""/>
+      <w:lvlJc w:val="left"/>
+      <w:pPr>
+        <w:tabs>
+          <w:tab w:val="num" w:pos="5760"/>
+        </w:tabs>
+        <w:ind w:left="5760" w:hanging="360"/>
+      </w:pPr>
+      <w:rPr>
+        <w:rFonts w:ascii="Wingdings" w:hAnsi="Wingdings" w:hint="default"/>
+        <w:sz w:val="20"/>
+      </w:rPr>
+    </w:lvl>
+    <w:lvl w:ilvl="8" w:tentative="1">
+      <w:start w:val="1"/>
+      <w:numFmt w:val="bullet"/>
+      <w:lvlText w:val=""/>
+      <w:lvlJc w:val="left"/>
+      <w:pPr>
+        <w:tabs>
+          <w:tab w:val="num" w:pos="6480"/>
+        </w:tabs>
+        <w:ind w:left="6480" w:hanging="360"/>
+      </w:pPr>
+      <w:rPr>
+        <w:rFonts w:ascii="Wingdings" w:hAnsi="Wingdings" w:hint="default"/>
+        <w:sz w:val="20"/>
+      </w:rPr>
+    </w:lvl>
+  </w:abstractNum>
+  <w:abstractNum w:abstractNumId="13" w15:restartNumberingAfterBreak="0">
+    <w:nsid w:val="3EA33808"/>
+    <w:multiLevelType w:val="multilevel"/>
+    <w:tmpl w:val="88A6C11C"/>
+    <w:lvl w:ilvl="0">
+      <w:start w:val="1"/>
+      <w:numFmt w:val="bullet"/>
+      <w:lvlText w:val=""/>
+      <w:lvlJc w:val="left"/>
+      <w:pPr>
+        <w:tabs>
+          <w:tab w:val="num" w:pos="720"/>
+        </w:tabs>
+        <w:ind w:left="720" w:hanging="360"/>
+      </w:pPr>
+      <w:rPr>
+        <w:rFonts w:ascii="Symbol" w:hAnsi="Symbol" w:hint="default"/>
+        <w:sz w:val="20"/>
+      </w:rPr>
+    </w:lvl>
+    <w:lvl w:ilvl="1" w:tentative="1">
+      <w:start w:val="1"/>
+      <w:numFmt w:val="bullet"/>
+      <w:lvlText w:val="o"/>
+      <w:lvlJc w:val="left"/>
+      <w:pPr>
+        <w:tabs>
+          <w:tab w:val="num" w:pos="1440"/>
+        </w:tabs>
+        <w:ind w:left="1440" w:hanging="360"/>
+      </w:pPr>
+      <w:rPr>
+        <w:rFonts w:ascii="Courier New" w:hAnsi="Courier New" w:hint="default"/>
+        <w:sz w:val="20"/>
+      </w:rPr>
+    </w:lvl>
+    <w:lvl w:ilvl="2" w:tentative="1">
+      <w:start w:val="1"/>
+      <w:numFmt w:val="bullet"/>
+      <w:lvlText w:val=""/>
+      <w:lvlJc w:val="left"/>
+      <w:pPr>
+        <w:tabs>
+          <w:tab w:val="num" w:pos="2160"/>
+        </w:tabs>
+        <w:ind w:left="2160" w:hanging="360"/>
+      </w:pPr>
+      <w:rPr>
+        <w:rFonts w:ascii="Wingdings" w:hAnsi="Wingdings" w:hint="default"/>
+        <w:sz w:val="20"/>
+      </w:rPr>
+    </w:lvl>
+    <w:lvl w:ilvl="3" w:tentative="1">
+      <w:start w:val="1"/>
+      <w:numFmt w:val="bullet"/>
+      <w:lvlText w:val=""/>
+      <w:lvlJc w:val="left"/>
+      <w:pPr>
+        <w:tabs>
+          <w:tab w:val="num" w:pos="2880"/>
+        </w:tabs>
+        <w:ind w:left="2880" w:hanging="360"/>
+      </w:pPr>
+      <w:rPr>
+        <w:rFonts w:ascii="Wingdings" w:hAnsi="Wingdings" w:hint="default"/>
+        <w:sz w:val="20"/>
+      </w:rPr>
+    </w:lvl>
+    <w:lvl w:ilvl="4" w:tentative="1">
+      <w:start w:val="1"/>
+      <w:numFmt w:val="bullet"/>
+      <w:lvlText w:val=""/>
+      <w:lvlJc w:val="left"/>
+      <w:pPr>
+        <w:tabs>
+          <w:tab w:val="num" w:pos="3600"/>
+        </w:tabs>
+        <w:ind w:left="3600" w:hanging="360"/>
+      </w:pPr>
+      <w:rPr>
+        <w:rFonts w:ascii="Wingdings" w:hAnsi="Wingdings" w:hint="default"/>
+        <w:sz w:val="20"/>
+      </w:rPr>
+    </w:lvl>
+    <w:lvl w:ilvl="5" w:tentative="1">
+      <w:start w:val="1"/>
+      <w:numFmt w:val="bullet"/>
+      <w:lvlText w:val=""/>
+      <w:lvlJc w:val="left"/>
+      <w:pPr>
+        <w:tabs>
+          <w:tab w:val="num" w:pos="4320"/>
+        </w:tabs>
+        <w:ind w:left="4320" w:hanging="360"/>
+      </w:pPr>
+      <w:rPr>
+        <w:rFonts w:ascii="Wingdings" w:hAnsi="Wingdings" w:hint="default"/>
+        <w:sz w:val="20"/>
+      </w:rPr>
+    </w:lvl>
+    <w:lvl w:ilvl="6" w:tentative="1">
+      <w:start w:val="1"/>
+      <w:numFmt w:val="bullet"/>
+      <w:lvlText w:val=""/>
+      <w:lvlJc w:val="left"/>
+      <w:pPr>
+        <w:tabs>
+          <w:tab w:val="num" w:pos="5040"/>
+        </w:tabs>
+        <w:ind w:left="5040" w:hanging="360"/>
+      </w:pPr>
+      <w:rPr>
+        <w:rFonts w:ascii="Wingdings" w:hAnsi="Wingdings" w:hint="default"/>
+        <w:sz w:val="20"/>
+      </w:rPr>
+    </w:lvl>
+    <w:lvl w:ilvl="7" w:tentative="1">
+      <w:start w:val="1"/>
+      <w:numFmt w:val="bullet"/>
+      <w:lvlText w:val=""/>
+      <w:lvlJc w:val="left"/>
+      <w:pPr>
+        <w:tabs>
+          <w:tab w:val="num" w:pos="5760"/>
+        </w:tabs>
+        <w:ind w:left="5760" w:hanging="360"/>
+      </w:pPr>
+      <w:rPr>
+        <w:rFonts w:ascii="Wingdings" w:hAnsi="Wingdings" w:hint="default"/>
+        <w:sz w:val="20"/>
+      </w:rPr>
+    </w:lvl>
+    <w:lvl w:ilvl="8" w:tentative="1">
+      <w:start w:val="1"/>
+      <w:numFmt w:val="bullet"/>
+      <w:lvlText w:val=""/>
+      <w:lvlJc w:val="left"/>
+      <w:pPr>
+        <w:tabs>
+          <w:tab w:val="num" w:pos="6480"/>
+        </w:tabs>
+        <w:ind w:left="6480" w:hanging="360"/>
+      </w:pPr>
+      <w:rPr>
+        <w:rFonts w:ascii="Wingdings" w:hAnsi="Wingdings" w:hint="default"/>
+        <w:sz w:val="20"/>
+      </w:rPr>
+    </w:lvl>
+  </w:abstractNum>
+  <w:abstractNum w:abstractNumId="14" w15:restartNumberingAfterBreak="0">
+    <w:nsid w:val="7C644BEB"/>
+    <w:multiLevelType w:val="multilevel"/>
+    <w:tmpl w:val="81066200"/>
+    <w:lvl w:ilvl="0">
+      <w:start w:val="1"/>
+      <w:numFmt w:val="bullet"/>
+      <w:lvlText w:val=""/>
+      <w:lvlJc w:val="left"/>
+      <w:pPr>
+        <w:tabs>
+          <w:tab w:val="num" w:pos="720"/>
+        </w:tabs>
+        <w:ind w:left="720" w:hanging="360"/>
+      </w:pPr>
+      <w:rPr>
+        <w:rFonts w:ascii="Symbol" w:hAnsi="Symbol" w:hint="default"/>
+        <w:sz w:val="20"/>
+      </w:rPr>
+    </w:lvl>
+    <w:lvl w:ilvl="1" w:tentative="1">
+      <w:start w:val="1"/>
+      <w:numFmt w:val="bullet"/>
+      <w:lvlText w:val="o"/>
+      <w:lvlJc w:val="left"/>
+      <w:pPr>
+        <w:tabs>
+          <w:tab w:val="num" w:pos="1440"/>
+        </w:tabs>
+        <w:ind w:left="1440" w:hanging="360"/>
+      </w:pPr>
+      <w:rPr>
+        <w:rFonts w:ascii="Courier New" w:hAnsi="Courier New" w:hint="default"/>
+        <w:sz w:val="20"/>
+      </w:rPr>
+    </w:lvl>
+    <w:lvl w:ilvl="2" w:tentative="1">
+      <w:start w:val="1"/>
+      <w:numFmt w:val="bullet"/>
+      <w:lvlText w:val=""/>
+      <w:lvlJc w:val="left"/>
+      <w:pPr>
+        <w:tabs>
+          <w:tab w:val="num" w:pos="2160"/>
+        </w:tabs>
+        <w:ind w:left="2160" w:hanging="360"/>
+      </w:pPr>
+      <w:rPr>
+        <w:rFonts w:ascii="Wingdings" w:hAnsi="Wingdings" w:hint="default"/>
+        <w:sz w:val="20"/>
+      </w:rPr>
+    </w:lvl>
+    <w:lvl w:ilvl="3" w:tentative="1">
+      <w:start w:val="1"/>
+      <w:numFmt w:val="bullet"/>
+      <w:lvlText w:val=""/>
+      <w:lvlJc w:val="left"/>
+      <w:pPr>
+        <w:tabs>
+          <w:tab w:val="num" w:pos="2880"/>
+        </w:tabs>
+        <w:ind w:left="2880" w:hanging="360"/>
+      </w:pPr>
+      <w:rPr>
+        <w:rFonts w:ascii="Wingdings" w:hAnsi="Wingdings" w:hint="default"/>
+        <w:sz w:val="20"/>
+      </w:rPr>
+    </w:lvl>
+    <w:lvl w:ilvl="4" w:tentative="1">
+      <w:start w:val="1"/>
+      <w:numFmt w:val="bullet"/>
+      <w:lvlText w:val=""/>
+      <w:lvlJc w:val="left"/>
+      <w:pPr>
+        <w:tabs>
+          <w:tab w:val="num" w:pos="3600"/>
+        </w:tabs>
+        <w:ind w:left="3600" w:hanging="360"/>
+      </w:pPr>
+      <w:rPr>
+        <w:rFonts w:ascii="Wingdings" w:hAnsi="Wingdings" w:hint="default"/>
+        <w:sz w:val="20"/>
+      </w:rPr>
+    </w:lvl>
+    <w:lvl w:ilvl="5" w:tentative="1">
+      <w:start w:val="1"/>
+      <w:numFmt w:val="bullet"/>
+      <w:lvlText w:val=""/>
+      <w:lvlJc w:val="left"/>
+      <w:pPr>
+        <w:tabs>
+          <w:tab w:val="num" w:pos="4320"/>
+        </w:tabs>
+        <w:ind w:left="4320" w:hanging="360"/>
+      </w:pPr>
+      <w:rPr>
+        <w:rFonts w:ascii="Wingdings" w:hAnsi="Wingdings" w:hint="default"/>
+        <w:sz w:val="20"/>
+      </w:rPr>
+    </w:lvl>
+    <w:lvl w:ilvl="6" w:tentative="1">
+      <w:start w:val="1"/>
+      <w:numFmt w:val="bullet"/>
+      <w:lvlText w:val=""/>
+      <w:lvlJc w:val="left"/>
+      <w:pPr>
+        <w:tabs>
+          <w:tab w:val="num" w:pos="5040"/>
+        </w:tabs>
+        <w:ind w:left="5040" w:hanging="360"/>
+      </w:pPr>
+      <w:rPr>
+        <w:rFonts w:ascii="Wingdings" w:hAnsi="Wingdings" w:hint="default"/>
+        <w:sz w:val="20"/>
+      </w:rPr>
+    </w:lvl>
+    <w:lvl w:ilvl="7" w:tentative="1">
+      <w:start w:val="1"/>
+      <w:numFmt w:val="bullet"/>
+      <w:lvlText w:val=""/>
+      <w:lvlJc w:val="left"/>
+      <w:pPr>
+        <w:tabs>
+          <w:tab w:val="num" w:pos="5760"/>
+        </w:tabs>
+        <w:ind w:left="5760" w:hanging="360"/>
+      </w:pPr>
+      <w:rPr>
+        <w:rFonts w:ascii="Wingdings" w:hAnsi="Wingdings" w:hint="default"/>
+        <w:sz w:val="20"/>
+      </w:rPr>
+    </w:lvl>
+    <w:lvl w:ilvl="8" w:tentative="1">
+      <w:start w:val="1"/>
+      <w:numFmt w:val="bullet"/>
+      <w:lvlText w:val=""/>
+      <w:lvlJc w:val="left"/>
+      <w:pPr>
+        <w:tabs>
+          <w:tab w:val="num" w:pos="6480"/>
+        </w:tabs>
+        <w:ind w:left="6480" w:hanging="360"/>
+      </w:pPr>
+      <w:rPr>
+        <w:rFonts w:ascii="Wingdings" w:hAnsi="Wingdings" w:hint="default"/>
+        <w:sz w:val="20"/>
       </w:rPr>
     </w:lvl>
   </w:abstractNum>
@@ -827,6 +3828,24 @@
   </w:num>
   <w:num w:numId="9" w16cid:durableId="709263012">
     <w:abstractNumId w:val="0"/>
+  </w:num>
+  <w:num w:numId="10" w16cid:durableId="1993173473">
+    <w:abstractNumId w:val="12"/>
+  </w:num>
+  <w:num w:numId="11" w16cid:durableId="1693411786">
+    <w:abstractNumId w:val="11"/>
+  </w:num>
+  <w:num w:numId="12" w16cid:durableId="1116875224">
+    <w:abstractNumId w:val="10"/>
+  </w:num>
+  <w:num w:numId="13" w16cid:durableId="327680454">
+    <w:abstractNumId w:val="14"/>
+  </w:num>
+  <w:num w:numId="14" w16cid:durableId="1664775896">
+    <w:abstractNumId w:val="13"/>
+  </w:num>
+  <w:num w:numId="15" w16cid:durableId="1177648138">
+    <w:abstractNumId w:val="9"/>
   </w:num>
 </w:numbering>
 </file>
@@ -1434,7 +4453,6 @@
   <w:style w:type="character" w:default="1" w:styleId="Policepardfaut">
     <w:name w:val="Default Paragraph Font"/>
     <w:uiPriority w:val="1"/>
-    <w:semiHidden/>
     <w:unhideWhenUsed/>
   </w:style>
   <w:style w:type="table" w:default="1" w:styleId="TableauNormal">
